--- a/World-Builds/01-Post-Apostolic-House-Church/CiC_W1_Doc08_Forces_Document.docx
+++ b/World-Builds/01-Post-Apostolic-House-Church/CiC_W1_Doc08_Forces_Document.docx
@@ -2,15 +2,14 @@
 <file path=word/document.xml><?xml version="1.0" encoding="utf-8"?>
 <w:document xmlns:w="http://schemas.openxmlformats.org/wordprocessingml/2006/main" xmlns:m="http://schemas.openxmlformats.org/officeDocument/2006/math" xmlns:r="http://schemas.openxmlformats.org/officeDocument/2006/relationships" xmlns:o="urn:schemas-microsoft-com:office:office" xmlns:v="urn:schemas-microsoft-com:vml" xmlns:w10="urn:schemas-microsoft-com:office:word" xmlns:a="http://schemas.openxmlformats.org/drawingml/2006/main" xmlns:pic="http://schemas.openxmlformats.org/drawingml/2006/picture" xmlns:wp="http://schemas.openxmlformats.org/drawingml/2006/wordprocessingDrawing">
   <w:body>
+    <w:bookmarkStart w:id="72" w:name="doc_08-forces-document"/>
     <w:p>
       <w:pPr>
         <w:pStyle w:val="Heading1"/>
       </w:pPr>
-      <w:bookmarkStart w:id="20" w:name="doc_08-forces-document"/>
       <w:r>
         <w:t xml:space="preserve">Doc_08 — Forces Document</w:t>
       </w:r>
-      <w:bookmarkEnd w:id="20"/>
     </w:p>
     <w:p>
       <w:pPr>
@@ -18,6 +17,7 @@
       </w:pPr>
       <w:r>
         <w:rPr>
+          <w:bCs/>
           <w:b/>
         </w:rPr>
         <w:t xml:space="preserve">World #1: Post-Apostolic/Sub-Apostolic House-Church Christianity (c.70–200 CE; Antioch/Syria, Asia Minor, Rome)</w:t>
@@ -29,6 +29,7 @@
       </w:pPr>
       <w:r>
         <w:rPr>
+          <w:bCs/>
           <w:b/>
         </w:rPr>
         <w:t xml:space="preserve">World code:</w:t>
@@ -49,6 +50,7 @@
       </w:pPr>
       <w:r>
         <w:rPr>
+          <w:bCs/>
           <w:b/>
         </w:rPr>
         <w:t xml:space="preserve">Status:</w:t>
@@ -66,6 +68,7 @@
       </w:pPr>
       <w:r>
         <w:rPr>
+          <w:bCs/>
           <w:b/>
         </w:rPr>
         <w:t xml:space="preserve">Governed by:</w:t>
@@ -83,6 +86,7 @@
       </w:pPr>
       <w:r>
         <w:rPr>
+          <w:bCs/>
           <w:b/>
         </w:rPr>
         <w:t xml:space="preserve">Built from:</w:t>
@@ -100,6 +104,7 @@
       </w:pPr>
       <w:r>
         <w:rPr>
+          <w:bCs/>
           <w:b/>
         </w:rPr>
         <w:t xml:space="preserve">Confidence vocabulary used throughout:</w:t>
@@ -136,15 +141,14 @@
         </w:pict>
       </w:r>
     </w:p>
+    <w:bookmarkStart w:id="20" w:name="section-1-world-identification"/>
     <w:p>
       <w:pPr>
         <w:pStyle w:val="Heading2"/>
       </w:pPr>
-      <w:bookmarkStart w:id="21" w:name="section-1-world-identification"/>
       <w:r>
         <w:t xml:space="preserve">Section 1 — World Identification</w:t>
       </w:r>
-      <w:bookmarkEnd w:id="21"/>
     </w:p>
     <w:p>
       <w:pPr>
@@ -152,6 +156,7 @@
       </w:pPr>
       <w:r>
         <w:rPr>
+          <w:bCs/>
           <w:b/>
         </w:rPr>
         <w:t xml:space="preserve">World name:</w:t>
@@ -169,6 +174,7 @@
       </w:pPr>
       <w:r>
         <w:rPr>
+          <w:bCs/>
           <w:b/>
         </w:rPr>
         <w:t xml:space="preserve">World code:</w:t>
@@ -189,6 +195,7 @@
       </w:pPr>
       <w:r>
         <w:rPr>
+          <w:bCs/>
           <w:b/>
         </w:rPr>
         <w:t xml:space="preserve">Representative name:</w:t>
@@ -206,6 +213,7 @@
       </w:pPr>
       <w:r>
         <w:rPr>
+          <w:bCs/>
           <w:b/>
         </w:rPr>
         <w:t xml:space="preserve">Doc_08 completion date:</w:t>
@@ -223,6 +231,7 @@
       </w:pPr>
       <w:r>
         <w:rPr>
+          <w:bCs/>
           <w:b/>
         </w:rPr>
         <w:t xml:space="preserve">Builder:</w:t>
@@ -240,6 +249,7 @@
       </w:pPr>
       <w:r>
         <w:rPr>
+          <w:bCs/>
           <w:b/>
         </w:rPr>
         <w:t xml:space="preserve">Doc_02 (Source Ecology) version this analysis draws from:</w:t>
@@ -257,6 +267,7 @@
       </w:pPr>
       <w:r>
         <w:rPr>
+          <w:bCs/>
           <w:b/>
         </w:rPr>
         <w:t xml:space="preserve">Doc_04 (Historical Gravity) version this analysis draws from:</w:t>
@@ -275,15 +286,15 @@
         </w:pict>
       </w:r>
     </w:p>
+    <w:bookmarkEnd w:id="20"/>
+    <w:bookmarkStart w:id="21" w:name="X75a0ed980ab94aa16aa2730e8e6a0e998603576"/>
     <w:p>
       <w:pPr>
         <w:pStyle w:val="Heading2"/>
       </w:pPr>
-      <w:bookmarkStart w:id="22" w:name="X75a0ed980ab94aa16aa2730e8e6a0e998603576"/>
       <w:r>
         <w:t xml:space="preserve">Section 2 — Preliminary Forces Identification</w:t>
       </w:r>
-      <w:bookmarkEnd w:id="22"/>
     </w:p>
     <w:p>
       <w:pPr>
@@ -291,6 +302,7 @@
       </w:pPr>
       <w:r>
         <w:rPr>
+          <w:bCs/>
           <w:b/>
         </w:rPr>
         <w:t xml:space="preserve">What generated this world:</w:t>
@@ -308,6 +320,7 @@
       </w:pPr>
       <w:r>
         <w:rPr>
+          <w:bCs/>
           <w:b/>
         </w:rPr>
         <w:t xml:space="preserve">What larger world it was embedded in:</w:t>
@@ -320,6 +333,7 @@
       </w:r>
       <w:r>
         <w:rPr>
+          <w:iCs/>
           <w:i/>
         </w:rPr>
         <w:t xml:space="preserve">collegia</w:t>
@@ -334,6 +348,7 @@
       </w:pPr>
       <w:r>
         <w:rPr>
+          <w:bCs/>
           <w:b/>
         </w:rPr>
         <w:t xml:space="preserve">What it was responding to at its origin:</w:t>
@@ -351,6 +366,7 @@
       </w:pPr>
       <w:r>
         <w:rPr>
+          <w:bCs/>
           <w:b/>
         </w:rPr>
         <w:t xml:space="preserve">What it was refusing:</w:t>
@@ -368,6 +384,7 @@
       </w:pPr>
       <w:r>
         <w:rPr>
+          <w:bCs/>
           <w:b/>
         </w:rPr>
         <w:t xml:space="preserve">How this preliminary identification governed Step 2 scope:</w:t>
@@ -386,15 +403,15 @@
         </w:pict>
       </w:r>
     </w:p>
+    <w:bookmarkEnd w:id="21"/>
+    <w:bookmarkStart w:id="42" w:name="section-3-the-six-cell-matrix"/>
     <w:p>
       <w:pPr>
         <w:pStyle w:val="Heading2"/>
       </w:pPr>
-      <w:bookmarkStart w:id="23" w:name="section-3-the-six-cell-matrix"/>
       <w:r>
         <w:t xml:space="preserve">Section 3 — The Six-Cell Matrix</w:t>
       </w:r>
-      <w:bookmarkEnd w:id="23"/>
     </w:p>
     <w:p>
       <w:r>
@@ -403,15 +420,14 @@
         </w:pict>
       </w:r>
     </w:p>
+    <w:bookmarkStart w:id="24" w:name="cell-1a-initiating-external"/>
     <w:p>
       <w:pPr>
         <w:pStyle w:val="Heading3"/>
       </w:pPr>
-      <w:bookmarkStart w:id="24" w:name="cell-1a-initiating-external"/>
       <w:r>
         <w:t xml:space="preserve">CELL 1A — INITIATING / EXTERNAL</w:t>
       </w:r>
-      <w:bookmarkEnd w:id="24"/>
     </w:p>
     <w:p>
       <w:pPr>
@@ -419,6 +435,7 @@
       </w:pPr>
       <w:r>
         <w:rPr>
+          <w:bCs/>
           <w:b/>
         </w:rPr>
         <w:t xml:space="preserve">Governing question:</w:t>
@@ -437,15 +454,14 @@
         </w:pict>
       </w:r>
     </w:p>
+    <w:bookmarkStart w:id="22" w:name="X8a9ac0fbd6a7c44816eb9a7ec0cb4721c45f59d"/>
     <w:p>
       <w:pPr>
         <w:pStyle w:val="Heading4"/>
       </w:pPr>
-      <w:bookmarkStart w:id="25" w:name="X8a9ac0fbd6a7c44816eb9a7ec0cb4721c45f59d"/>
       <w:r>
         <w:t xml:space="preserve">Force 1A-1: The Roman Imperial Mediterranean World</w:t>
       </w:r>
-      <w:bookmarkEnd w:id="25"/>
     </w:p>
     <w:p>
       <w:pPr>
@@ -453,6 +469,7 @@
       </w:pPr>
       <w:r>
         <w:rPr>
+          <w:bCs/>
           <w:b/>
         </w:rPr>
         <w:t xml:space="preserve">Layer 1 — Historical Event:</w:t>
@@ -465,6 +482,7 @@
       </w:r>
       <w:r>
         <w:rPr>
+          <w:iCs/>
           <w:i/>
         </w:rPr>
         <w:t xml:space="preserve">collegia</w:t>
@@ -477,6 +495,7 @@
       </w:r>
       <w:r>
         <w:rPr>
+          <w:iCs/>
           <w:i/>
         </w:rPr>
         <w:t xml:space="preserve">[Confidence: Well-established/Documented for the infrastructure and linguistic facts themselves.]</w:t>
@@ -488,6 +507,7 @@
       </w:pPr>
       <w:r>
         <w:rPr>
+          <w:bCs/>
           <w:b/>
         </w:rPr>
         <w:t xml:space="preserve">Layer 2 — World’s Own Experience:</w:t>
@@ -503,6 +523,7 @@
       </w:r>
       <w:r>
         <w:rPr>
+          <w:iCs/>
           <w:i/>
         </w:rPr>
         <w:t xml:space="preserve">ekklesia</w:t>
@@ -515,6 +536,7 @@
       </w:r>
       <w:r>
         <w:rPr>
+          <w:iCs/>
           <w:i/>
         </w:rPr>
         <w:t xml:space="preserve">ekklesia</w:t>
@@ -532,6 +554,7 @@
       </w:pPr>
       <w:r>
         <w:rPr>
+          <w:bCs/>
           <w:b/>
         </w:rPr>
         <w:t xml:space="preserve">Layer 3 — Formation Impact:</w:t>
@@ -550,15 +573,15 @@
         </w:pict>
       </w:r>
     </w:p>
+    <w:bookmarkEnd w:id="22"/>
+    <w:bookmarkStart w:id="23" w:name="X8bd5f828ef3a0069e47f4b7e25c444e03286891"/>
     <w:p>
       <w:pPr>
         <w:pStyle w:val="Heading4"/>
       </w:pPr>
-      <w:bookmarkStart w:id="26" w:name="X8bd5f828ef3a0069e47f4b7e25c444e03286891"/>
       <w:r>
         <w:t xml:space="preserve">Force 1A-2: The Neronian Persecution and the Deaths of Peter and Paul (c. 64–68 CE)</w:t>
       </w:r>
-      <w:bookmarkEnd w:id="26"/>
     </w:p>
     <w:p>
       <w:pPr>
@@ -566,6 +589,7 @@
       </w:pPr>
       <w:r>
         <w:rPr>
+          <w:bCs/>
           <w:b/>
         </w:rPr>
         <w:t xml:space="preserve">Layer 1 — Historical Event:</w:t>
@@ -581,6 +605,7 @@
       </w:r>
       <w:r>
         <w:rPr>
+          <w:iCs/>
           <w:i/>
         </w:rPr>
         <w:t xml:space="preserve">Annals</w:t>
@@ -593,6 +618,7 @@
       </w:r>
       <w:r>
         <w:rPr>
+          <w:iCs/>
           <w:i/>
         </w:rPr>
         <w:t xml:space="preserve">The Churches the Apostles Left Behind</w:t>
@@ -623,6 +649,7 @@
       </w:r>
       <w:r>
         <w:rPr>
+          <w:iCs/>
           <w:i/>
         </w:rPr>
         <w:t xml:space="preserve">[Confidence: the Tacitus passage’s basic authenticity is Widely Accepted; a discrete, fire-linked, named-group persecution of Christians specifically is Contested (the Shaw/Jones debate, Doc_02 §6); the Petrine/Pauline martyrdom tradition underlying Brown’s periodization is Dominant Modern Reconstruction.]</w:t>
@@ -634,6 +661,7 @@
       </w:pPr>
       <w:r>
         <w:rPr>
+          <w:bCs/>
           <w:b/>
         </w:rPr>
         <w:t xml:space="preserve">Layer 2 — World’s Own Experience:</w:t>
@@ -651,6 +679,7 @@
       </w:pPr>
       <w:r>
         <w:rPr>
+          <w:bCs/>
           <w:b/>
         </w:rPr>
         <w:t xml:space="preserve">Layer 3 — Formation Impact:</w:t>
@@ -705,15 +734,16 @@
         </w:pict>
       </w:r>
     </w:p>
+    <w:bookmarkEnd w:id="23"/>
+    <w:bookmarkEnd w:id="24"/>
+    <w:bookmarkStart w:id="27" w:name="cell-1b-initiating-internal"/>
     <w:p>
       <w:pPr>
         <w:pStyle w:val="Heading3"/>
       </w:pPr>
-      <w:bookmarkStart w:id="27" w:name="cell-1b-initiating-internal"/>
       <w:r>
         <w:t xml:space="preserve">CELL 1B — INITIATING / INTERNAL</w:t>
       </w:r>
-      <w:bookmarkEnd w:id="27"/>
     </w:p>
     <w:p>
       <w:pPr>
@@ -721,6 +751,7 @@
       </w:pPr>
       <w:r>
         <w:rPr>
+          <w:bCs/>
           <w:b/>
         </w:rPr>
         <w:t xml:space="preserve">Governing question:</w:t>
@@ -739,15 +770,14 @@
         </w:pict>
       </w:r>
     </w:p>
+    <w:bookmarkStart w:id="25" w:name="Xc5af4900903660243e8d164215c19ccd49485f7"/>
     <w:p>
       <w:pPr>
         <w:pStyle w:val="Heading4"/>
       </w:pPr>
-      <w:bookmarkStart w:id="28" w:name="Xc5af4900903660243e8d164215c19ccd49485f7"/>
       <w:r>
         <w:t xml:space="preserve">Force 1B-1: The Apostolic Testimony Inheritance</w:t>
       </w:r>
-      <w:bookmarkEnd w:id="28"/>
     </w:p>
     <w:p>
       <w:pPr>
@@ -755,6 +785,7 @@
       </w:pPr>
       <w:r>
         <w:rPr>
+          <w:bCs/>
           <w:b/>
         </w:rPr>
         <w:t xml:space="preserve">Layer 1 — Historical Event:</w:t>
@@ -770,6 +801,7 @@
       </w:r>
       <w:r>
         <w:rPr>
+          <w:iCs/>
           <w:i/>
         </w:rPr>
         <w:t xml:space="preserve">[Confidence: Widely Accepted that this commitment was present and inherited; the precise mechanism of transmission from the apostolic generation itself is less securely documented than the commitment’s presence in this world’s own texts.]</w:t>
@@ -781,6 +813,7 @@
       </w:pPr>
       <w:r>
         <w:rPr>
+          <w:bCs/>
           <w:b/>
         </w:rPr>
         <w:t xml:space="preserve">Layer 2 — World’s Own Experience:</w:t>
@@ -798,6 +831,7 @@
       </w:pPr>
       <w:r>
         <w:rPr>
+          <w:bCs/>
           <w:b/>
         </w:rPr>
         <w:t xml:space="preserve">Layer 3 — Formation Impact:</w:t>
@@ -816,15 +850,15 @@
         </w:pict>
       </w:r>
     </w:p>
+    <w:bookmarkEnd w:id="25"/>
+    <w:bookmarkStart w:id="26" w:name="X00fa2c8bd9f9304a073964e8228b83a8fca6ed2"/>
     <w:p>
       <w:pPr>
         <w:pStyle w:val="Heading4"/>
       </w:pPr>
-      <w:bookmarkStart w:id="29" w:name="X00fa2c8bd9f9304a073964e8228b83a8fca6ed2"/>
       <w:r>
         <w:t xml:space="preserve">Force 1B-2: The Two Ways Catechetical Inheritance</w:t>
       </w:r>
-      <w:bookmarkEnd w:id="29"/>
     </w:p>
     <w:p>
       <w:pPr>
@@ -832,6 +866,7 @@
       </w:pPr>
       <w:r>
         <w:rPr>
+          <w:bCs/>
           <w:b/>
         </w:rPr>
         <w:t xml:space="preserve">Layer 1 — Historical Event:</w:t>
@@ -883,6 +918,7 @@
       </w:r>
       <w:r>
         <w:rPr>
+          <w:iCs/>
           <w:i/>
         </w:rPr>
         <w:t xml:space="preserve">Doctrina Apostolorum</w:t>
@@ -898,6 +934,7 @@
       </w:r>
       <w:r>
         <w:rPr>
+          <w:iCs/>
           <w:i/>
         </w:rPr>
         <w:t xml:space="preserve">[Confidence: Documented that this schema exists and is used this way in the Didache; Inferential-Thin on how widely it was actually adopted as network-wide catechetical practice, given the Didache’s own single-manuscript-dependent, single-community-attested evidentiary base (Doc_02 §1.1).]</w:t>
@@ -909,6 +946,7 @@
       </w:pPr>
       <w:r>
         <w:rPr>
+          <w:bCs/>
           <w:b/>
         </w:rPr>
         <w:t xml:space="preserve">Layer 2 — World’s Own Experience:</w:t>
@@ -926,6 +964,7 @@
       </w:pPr>
       <w:r>
         <w:rPr>
+          <w:bCs/>
           <w:b/>
         </w:rPr>
         <w:t xml:space="preserve">Layer 3 — Formation Impact:</w:t>
@@ -944,15 +983,16 @@
         </w:pict>
       </w:r>
     </w:p>
+    <w:bookmarkEnd w:id="26"/>
+    <w:bookmarkEnd w:id="27"/>
+    <w:bookmarkStart w:id="30" w:name="cell-2a-ongoing-external"/>
     <w:p>
       <w:pPr>
         <w:pStyle w:val="Heading3"/>
       </w:pPr>
-      <w:bookmarkStart w:id="30" w:name="cell-2a-ongoing-external"/>
       <w:r>
         <w:t xml:space="preserve">CELL 2A — ONGOING / EXTERNAL</w:t>
       </w:r>
-      <w:bookmarkEnd w:id="30"/>
     </w:p>
     <w:p>
       <w:pPr>
@@ -960,6 +1000,7 @@
       </w:pPr>
       <w:r>
         <w:rPr>
+          <w:bCs/>
           <w:b/>
         </w:rPr>
         <w:t xml:space="preserve">Governing question:</w:t>
@@ -978,15 +1019,14 @@
         </w:pict>
       </w:r>
     </w:p>
+    <w:bookmarkStart w:id="28" w:name="force-2a-1-state-legal-precarity-g03"/>
     <w:p>
       <w:pPr>
         <w:pStyle w:val="Heading4"/>
       </w:pPr>
-      <w:bookmarkStart w:id="31" w:name="force-2a-1-state-legal-precarity-g03"/>
       <w:r>
         <w:t xml:space="preserve">Force 2A-1: State Legal Precarity (G03)</w:t>
       </w:r>
-      <w:bookmarkEnd w:id="31"/>
     </w:p>
     <w:p>
       <w:pPr>
@@ -994,6 +1034,7 @@
       </w:pPr>
       <w:r>
         <w:rPr>
+          <w:bCs/>
           <w:b/>
         </w:rPr>
         <w:t xml:space="preserve">Layer 1 — Historical Event:</w:t>
@@ -1006,6 +1047,7 @@
       </w:r>
       <w:r>
         <w:rPr>
+          <w:iCs/>
           <w:i/>
         </w:rPr>
         <w:t xml:space="preserve">Annals</w:t>
@@ -1039,6 +1081,7 @@
       </w:r>
       <w:r>
         <w:rPr>
+          <w:iCs/>
           <w:i/>
         </w:rPr>
         <w:t xml:space="preserve">[Confidence: Documented that Pliny’s letter is authentic and describes real legal action; Contested on whether these scattered episodes constitute one standing condition of persecution versus intermittent, locally variable exposure.]</w:t>
@@ -1050,6 +1093,7 @@
       </w:pPr>
       <w:r>
         <w:rPr>
+          <w:bCs/>
           <w:b/>
         </w:rPr>
         <w:t xml:space="preserve">Layer 2 — World’s Own Experience:</w:t>
@@ -1067,6 +1111,7 @@
       </w:pPr>
       <w:r>
         <w:rPr>
+          <w:bCs/>
           <w:b/>
         </w:rPr>
         <w:t xml:space="preserve">Layer 3 — Formation Impact:</w:t>
@@ -1097,6 +1142,7 @@
       </w:r>
       <w:r>
         <w:rPr>
+          <w:iCs/>
           <w:i/>
         </w:rPr>
         <w:t xml:space="preserve">unevenness</w:t>
@@ -1115,15 +1161,15 @@
         </w:pict>
       </w:r>
     </w:p>
+    <w:bookmarkEnd w:id="28"/>
+    <w:bookmarkStart w:id="29" w:name="X614e43d85e6d117d5e173b69ed3564c26a413c3"/>
     <w:p>
       <w:pPr>
         <w:pStyle w:val="Heading4"/>
       </w:pPr>
-      <w:bookmarkStart w:id="32" w:name="X614e43d85e6d117d5e173b69ed3564c26a413c3"/>
       <w:r>
         <w:t xml:space="preserve">Force 2A-2: Contemporary Rival Movements (Marcion, Valentinian/Gnostic Christianity, Montanism)</w:t>
       </w:r>
-      <w:bookmarkEnd w:id="32"/>
     </w:p>
     <w:p>
       <w:pPr>
@@ -1131,6 +1177,7 @@
       </w:pPr>
       <w:r>
         <w:rPr>
+          <w:bCs/>
           <w:b/>
         </w:rPr>
         <w:t xml:space="preserve">Layer 1 — Historical Event:</w:t>
@@ -1146,6 +1193,7 @@
       </w:r>
       <w:r>
         <w:rPr>
+          <w:iCs/>
           <w:i/>
         </w:rPr>
         <w:t xml:space="preserve">[Confidence: Documented that these movements existed and were geographically overlapping; Contested on precise founding/break dates for each.]</w:t>
@@ -1157,6 +1205,7 @@
       </w:pPr>
       <w:r>
         <w:rPr>
+          <w:bCs/>
           <w:b/>
         </w:rPr>
         <w:t xml:space="preserve">Layer 2 — World’s Own Experience:</w:t>
@@ -1174,6 +1223,7 @@
       </w:pPr>
       <w:r>
         <w:rPr>
+          <w:bCs/>
           <w:b/>
         </w:rPr>
         <w:t xml:space="preserve">Layer 3 — Formation Impact:</w:t>
@@ -1192,15 +1242,16 @@
         </w:pict>
       </w:r>
     </w:p>
+    <w:bookmarkEnd w:id="29"/>
+    <w:bookmarkEnd w:id="30"/>
+    <w:bookmarkStart w:id="35" w:name="X06770d0dc30b1c94575f3b3ceb6353a56f64b39"/>
     <w:p>
       <w:pPr>
         <w:pStyle w:val="Heading3"/>
       </w:pPr>
-      <w:bookmarkStart w:id="33" w:name="X06770d0dc30b1c94575f3b3ceb6353a56f64b39"/>
       <w:r>
         <w:t xml:space="preserve">CELL 2B — ONGOING / INTERNAL [includes Transmission dimension]</w:t>
       </w:r>
-      <w:bookmarkEnd w:id="33"/>
     </w:p>
     <w:p>
       <w:pPr>
@@ -1208,6 +1259,7 @@
       </w:pPr>
       <w:r>
         <w:rPr>
+          <w:bCs/>
           <w:b/>
         </w:rPr>
         <w:t xml:space="preserve">Governing question:</w:t>
@@ -1225,6 +1277,7 @@
       </w:pPr>
       <w:r>
         <w:rPr>
+          <w:bCs/>
           <w:b/>
         </w:rPr>
         <w:t xml:space="preserve">Transmission note:</w:t>
@@ -1243,15 +1296,14 @@
         </w:pict>
       </w:r>
     </w:p>
+    <w:bookmarkStart w:id="31" w:name="force-2b-1-authority-consolidation-g01"/>
     <w:p>
       <w:pPr>
         <w:pStyle w:val="Heading4"/>
       </w:pPr>
-      <w:bookmarkStart w:id="34" w:name="force-2b-1-authority-consolidation-g01"/>
       <w:r>
         <w:t xml:space="preserve">Force 2B-1: Authority Consolidation (G01)</w:t>
       </w:r>
-      <w:bookmarkEnd w:id="34"/>
     </w:p>
     <w:p>
       <w:pPr>
@@ -1259,6 +1311,7 @@
       </w:pPr>
       <w:r>
         <w:rPr>
+          <w:bCs/>
           <w:b/>
         </w:rPr>
         <w:t xml:space="preserve">Layer 1 — Historical Event:</w:t>
@@ -1274,6 +1327,7 @@
       </w:r>
       <w:r>
         <w:rPr>
+          <w:iCs/>
           <w:i/>
         </w:rPr>
         <w:t xml:space="preserve">episkopos</w:t>
@@ -1289,6 +1343,7 @@
       </w:r>
       <w:r>
         <w:rPr>
+          <w:iCs/>
           <w:i/>
         </w:rPr>
         <w:t xml:space="preserve">presbyteros</w:t>
@@ -1322,6 +1377,7 @@
       </w:r>
       <w:r>
         <w:rPr>
+          <w:iCs/>
           <w:i/>
         </w:rPr>
         <w:t xml:space="preserve">[Confidence: Widely Accepted that authority organization was a live, contested question; Contested on Strand A’s specific monarchical content.]</w:t>
@@ -1333,6 +1389,7 @@
       </w:pPr>
       <w:r>
         <w:rPr>
+          <w:bCs/>
           <w:b/>
         </w:rPr>
         <w:t xml:space="preserve">Layer 2 — World’s Own Experience:</w:t>
@@ -1368,6 +1425,7 @@
       </w:pPr>
       <w:r>
         <w:rPr>
+          <w:bCs/>
           <w:b/>
         </w:rPr>
         <w:t xml:space="preserve">Layer 3 — Formation Impact:</w:t>
@@ -1386,15 +1444,15 @@
         </w:pict>
       </w:r>
     </w:p>
+    <w:bookmarkEnd w:id="31"/>
+    <w:bookmarkStart w:id="32" w:name="X0fe32f336102f2986d288c723c3a68a42d315d0"/>
     <w:p>
       <w:pPr>
         <w:pStyle w:val="Heading4"/>
       </w:pPr>
-      <w:bookmarkStart w:id="35" w:name="X0fe32f336102f2986d288c723c3a68a42d315d0"/>
       <w:r>
         <w:t xml:space="preserve">Force 2B-2: Transmission — The Correspondence Network as Carrier and Filter</w:t>
       </w:r>
-      <w:bookmarkEnd w:id="35"/>
     </w:p>
     <w:p>
       <w:pPr>
@@ -1402,6 +1460,7 @@
       </w:pPr>
       <w:r>
         <w:rPr>
+          <w:bCs/>
           <w:b/>
         </w:rPr>
         <w:t xml:space="preserve">Layer 1 — Historical Event:</w:t>
@@ -1435,6 +1494,7 @@
       </w:r>
       <w:r>
         <w:rPr>
+          <w:iCs/>
           <w:i/>
         </w:rPr>
         <w:t xml:space="preserve">[Confidence: Documented for the manuscript facts themselves throughout; the underlying selection mechanisms are Inferential-Thin, reconstructed from survivorship patterns rather than directly attested.]</w:t>
@@ -1446,6 +1506,7 @@
       </w:pPr>
       <w:r>
         <w:rPr>
+          <w:bCs/>
           <w:b/>
         </w:rPr>
         <w:t xml:space="preserve">Layer 2 — World’s Own Experience:</w:t>
@@ -1461,6 +1522,7 @@
       </w:r>
       <w:r>
         <w:rPr>
+          <w:iCs/>
           <w:i/>
         </w:rPr>
         <w:t xml:space="preserve">ekklesia</w:t>
@@ -1476,6 +1538,7 @@
       </w:r>
       <w:r>
         <w:rPr>
+          <w:iCs/>
           <w:i/>
         </w:rPr>
         <w:t xml:space="preserve">ekklesia</w:t>
@@ -1493,6 +1556,7 @@
       </w:pPr>
       <w:r>
         <w:rPr>
+          <w:bCs/>
           <w:b/>
         </w:rPr>
         <w:t xml:space="preserve">Layer 3 — Formation Impact:</w:t>
@@ -1511,15 +1575,15 @@
         </w:pict>
       </w:r>
     </w:p>
+    <w:bookmarkEnd w:id="32"/>
+    <w:bookmarkStart w:id="33" w:name="X301902f52e923f0fceeba54901bd83521b70929"/>
     <w:p>
       <w:pPr>
         <w:pStyle w:val="Heading4"/>
       </w:pPr>
-      <w:bookmarkStart w:id="36" w:name="X301902f52e923f0fceeba54901bd83521b70929"/>
       <w:r>
         <w:t xml:space="preserve">Force 2B-3: Martyrdom as Formation-Shaping Meaning-Response (G04)</w:t>
       </w:r>
-      <w:bookmarkEnd w:id="36"/>
     </w:p>
     <w:p>
       <w:pPr>
@@ -1527,6 +1591,7 @@
       </w:pPr>
       <w:r>
         <w:rPr>
+          <w:bCs/>
           <w:b/>
         </w:rPr>
         <w:t xml:space="preserve">Layer 1 — Historical Event:</w:t>
@@ -1539,6 +1604,7 @@
       </w:r>
       <w:r>
         <w:rPr>
+          <w:iCs/>
           <w:i/>
         </w:rPr>
         <w:t xml:space="preserve">Romans</w:t>
@@ -1569,6 +1635,7 @@
       </w:r>
       <w:r>
         <w:rPr>
+          <w:iCs/>
           <w:i/>
         </w:rPr>
         <w:t xml:space="preserve">Martyrdom of Polycarp</w:t>
@@ -1602,6 +1669,7 @@
       </w:r>
       <w:r>
         <w:rPr>
+          <w:iCs/>
           <w:i/>
         </w:rPr>
         <w:t xml:space="preserve">dies natalis</w:t>
@@ -1632,6 +1700,7 @@
       </w:r>
       <w:r>
         <w:rPr>
+          <w:iCs/>
           <w:i/>
         </w:rPr>
         <w:t xml:space="preserve">[Confidence: the Formation-test claim itself reaches Documented-level confidence at its narrowest scope (these two individuals); representativeness beyond them is Contested/Inferential-Thin.]</w:t>
@@ -1643,6 +1712,7 @@
       </w:pPr>
       <w:r>
         <w:rPr>
+          <w:bCs/>
           <w:b/>
         </w:rPr>
         <w:t xml:space="preserve">Layer 2 — World’s Own Experience:</w:t>
@@ -1660,6 +1730,7 @@
       </w:pPr>
       <w:r>
         <w:rPr>
+          <w:bCs/>
           <w:b/>
         </w:rPr>
         <w:t xml:space="preserve">Layer 3 — Formation Impact:</w:t>
@@ -1693,15 +1764,15 @@
         </w:pict>
       </w:r>
     </w:p>
+    <w:bookmarkEnd w:id="33"/>
+    <w:bookmarkStart w:id="34" w:name="Xfe1ba2639bdae5dc35659974f79e8ce5595f2c9"/>
     <w:p>
       <w:pPr>
         <w:pStyle w:val="Heading4"/>
       </w:pPr>
-      <w:bookmarkStart w:id="37" w:name="Xfe1ba2639bdae5dc35659974f79e8ce5595f2c9"/>
       <w:r>
         <w:t xml:space="preserve">Force 2B-4: Boundary-Drawing Against Contemporary Rivals (G05)</w:t>
       </w:r>
-      <w:bookmarkEnd w:id="37"/>
     </w:p>
     <w:p>
       <w:pPr>
@@ -1709,6 +1780,7 @@
       </w:pPr>
       <w:r>
         <w:rPr>
+          <w:bCs/>
           <w:b/>
         </w:rPr>
         <w:t xml:space="preserve">Layer 1 — Historical Event:</w:t>
@@ -1760,6 +1832,7 @@
       </w:r>
       <w:r>
         <w:rPr>
+          <w:iCs/>
           <w:i/>
         </w:rPr>
         <w:t xml:space="preserve">[Confidence: Documented that Ignatius makes this argument; Inferential-Thin on its representativeness beyond his own direct addressees.]</w:t>
@@ -1771,6 +1844,7 @@
       </w:pPr>
       <w:r>
         <w:rPr>
+          <w:bCs/>
           <w:b/>
         </w:rPr>
         <w:t xml:space="preserve">Layer 2 — World’s Own Experience:</w:t>
@@ -1788,6 +1862,7 @@
       </w:pPr>
       <w:r>
         <w:rPr>
+          <w:bCs/>
           <w:b/>
         </w:rPr>
         <w:t xml:space="preserve">Layer 3 — Formation Impact:</w:t>
@@ -1806,15 +1881,16 @@
         </w:pict>
       </w:r>
     </w:p>
+    <w:bookmarkEnd w:id="34"/>
+    <w:bookmarkEnd w:id="35"/>
+    <w:bookmarkStart w:id="38" w:name="cell-3a-endingtransforming-external"/>
     <w:p>
       <w:pPr>
         <w:pStyle w:val="Heading3"/>
       </w:pPr>
-      <w:bookmarkStart w:id="38" w:name="cell-3a-endingtransforming-external"/>
       <w:r>
         <w:t xml:space="preserve">CELL 3A — ENDING/TRANSFORMING / EXTERNAL</w:t>
       </w:r>
-      <w:bookmarkEnd w:id="38"/>
     </w:p>
     <w:p>
       <w:pPr>
@@ -1822,6 +1898,7 @@
       </w:pPr>
       <w:r>
         <w:rPr>
+          <w:bCs/>
           <w:b/>
         </w:rPr>
         <w:t xml:space="preserve">Governing question:</w:t>
@@ -1839,6 +1916,7 @@
       </w:pPr>
       <w:r>
         <w:rPr>
+          <w:bCs/>
           <w:b/>
         </w:rPr>
         <w:t xml:space="preserve">Definitional note, added 2026-07-08 (Step 9 Validation &amp; Testing resolution of a round-1-flagged, previously undecided point); corrected 2026-07-08 after an independent cold review of this note found its original geographic form factually inconsistent with this document’s own Force 2A-2 content, and re-argued on a corrected, non-geographic ground.</w:t>
@@ -1934,30 +2012,35 @@
       </w:r>
       <w:r>
         <w:rPr>
+          <w:bCs/>
           <w:b/>
         </w:rPr>
         <w:t xml:space="preserve">“</w:t>
       </w:r>
       <w:r>
         <w:rPr>
+          <w:bCs/>
           <w:b/>
         </w:rPr>
         <w:t xml:space="preserve">External</w:t>
       </w:r>
       <w:r>
         <w:rPr>
+          <w:bCs/>
           <w:b/>
         </w:rPr>
         <w:t xml:space="preserve">”</w:t>
       </w:r>
       <w:r>
         <w:rPr>
-          <w:b/>
-        </w:rPr>
-        <w:t xml:space="preserve"> </w:t>
-      </w:r>
-      <w:r>
-        <w:rPr>
+          <w:bCs/>
+          <w:b/>
+        </w:rPr>
+        <w:t xml:space="preserve"> </w:t>
+      </w:r>
+      <w:r>
+        <w:rPr>
+          <w:bCs/>
           <w:b/>
         </w:rPr>
         <w:t xml:space="preserve">names a force generated by a community, movement, or institution other than this world’s own six-primary-voice evidentiary network</w:t>
@@ -1973,6 +2056,7 @@
       </w:r>
       <w:r>
         <w:rPr>
+          <w:iCs/>
           <w:i/>
         </w:rPr>
         <w:t xml:space="preserve">ekklesiai</w:t>
@@ -1988,6 +2072,7 @@
       </w:r>
       <w:r>
         <w:rPr>
+          <w:iCs/>
           <w:i/>
         </w:rPr>
         <w:t xml:space="preserve">ekklesiai</w:t>
@@ -2000,6 +2085,7 @@
       </w:r>
       <w:r>
         <w:rPr>
+          <w:iCs/>
           <w:i/>
         </w:rPr>
         <w:t xml:space="preserve">ekklesiai</w:t>
@@ -2036,15 +2122,14 @@
         </w:pict>
       </w:r>
     </w:p>
+    <w:bookmarkStart w:id="36" w:name="X9da38d810b32de4bd60a57922d140340836cd7d"/>
     <w:p>
       <w:pPr>
         <w:pStyle w:val="Heading4"/>
       </w:pPr>
-      <w:bookmarkStart w:id="39" w:name="X9da38d810b32de4bd60a57922d140340836cd7d"/>
       <w:r>
         <w:t xml:space="preserve">Force 3A-1: A Systematic, Succession-Argument Theological Mode Emerging in Adjacent Regions</w:t>
       </w:r>
-      <w:bookmarkEnd w:id="39"/>
     </w:p>
     <w:p>
       <w:pPr>
@@ -2052,6 +2137,7 @@
       </w:pPr>
       <w:r>
         <w:rPr>
+          <w:bCs/>
           <w:b/>
         </w:rPr>
         <w:t xml:space="preserve">Layer 1 — Historical Event:</w:t>
@@ -2067,6 +2153,7 @@
       </w:r>
       <w:r>
         <w:rPr>
+          <w:iCs/>
           <w:i/>
         </w:rPr>
         <w:t xml:space="preserve">Adversus Haereses</w:t>
@@ -2082,6 +2169,7 @@
       </w:r>
       <w:r>
         <w:rPr>
+          <w:iCs/>
           <w:i/>
         </w:rPr>
         <w:t xml:space="preserve">Apologeticus</w:t>
@@ -2097,6 +2185,7 @@
       </w:r>
       <w:r>
         <w:rPr>
+          <w:iCs/>
           <w:i/>
         </w:rPr>
         <w:t xml:space="preserve">from</w:t>
@@ -2112,6 +2201,7 @@
       </w:r>
       <w:r>
         <w:rPr>
+          <w:iCs/>
           <w:i/>
         </w:rPr>
         <w:t xml:space="preserve">[Confidence: Well-established that these texts exist and argue this way; the characterization of this as a genuinely new mode relative to this world’s own correspondence-and-catechesis pattern is this project’s own comparative reading, Dominant Modern Reconstruction.]</w:t>
@@ -2123,6 +2213,7 @@
       </w:pPr>
       <w:r>
         <w:rPr>
+          <w:bCs/>
           <w:b/>
         </w:rPr>
         <w:t xml:space="preserve">Layer 2 — World’s Own Experience:</w:t>
@@ -2140,6 +2231,7 @@
       </w:pPr>
       <w:r>
         <w:rPr>
+          <w:bCs/>
           <w:b/>
         </w:rPr>
         <w:t xml:space="preserve">Layer 3 — Formation Impact:</w:t>
@@ -2158,15 +2250,15 @@
         </w:pict>
       </w:r>
     </w:p>
+    <w:bookmarkEnd w:id="36"/>
+    <w:bookmarkStart w:id="37" w:name="X52111e4c09b136f8cd2a7e29e47d9fa30935a61"/>
     <w:p>
       <w:pPr>
         <w:pStyle w:val="Heading4"/>
       </w:pPr>
-      <w:bookmarkStart w:id="40" w:name="X52111e4c09b136f8cd2a7e29e47d9fa30935a61"/>
       <w:r>
         <w:t xml:space="preserve">Force 3A-2: The Emergence of a Neighboring, Distinct Formation World (Alexandria)</w:t>
       </w:r>
-      <w:bookmarkEnd w:id="40"/>
     </w:p>
     <w:p>
       <w:pPr>
@@ -2174,6 +2266,7 @@
       </w:pPr>
       <w:r>
         <w:rPr>
+          <w:bCs/>
           <w:b/>
         </w:rPr>
         <w:t xml:space="preserve">Layer 1 — Historical Event:</w:t>
@@ -2189,6 +2282,7 @@
       </w:r>
       <w:r>
         <w:rPr>
+          <w:iCs/>
           <w:i/>
         </w:rPr>
         <w:t xml:space="preserve">[Confidence: Documented that World #2’s own gravity is independently emerging in these years, per the Step 0 Conclusion’s own dating.]</w:t>
@@ -2200,6 +2294,7 @@
       </w:pPr>
       <w:r>
         <w:rPr>
+          <w:bCs/>
           <w:b/>
         </w:rPr>
         <w:t xml:space="preserve">Layer 2 — World’s Own Experience:</w:t>
@@ -2217,6 +2312,7 @@
       </w:pPr>
       <w:r>
         <w:rPr>
+          <w:bCs/>
           <w:b/>
         </w:rPr>
         <w:t xml:space="preserve">Layer 3 — Formation Impact:</w:t>
@@ -2235,15 +2331,16 @@
         </w:pict>
       </w:r>
     </w:p>
+    <w:bookmarkEnd w:id="37"/>
+    <w:bookmarkEnd w:id="38"/>
+    <w:bookmarkStart w:id="41" w:name="X7278959e0f55c4d557a183f2f4b517a0777b28d"/>
     <w:p>
       <w:pPr>
         <w:pStyle w:val="Heading3"/>
       </w:pPr>
-      <w:bookmarkStart w:id="41" w:name="X7278959e0f55c4d557a183f2f4b517a0777b28d"/>
       <w:r>
         <w:t xml:space="preserve">CELL 3B — ENDING/TRANSFORMING / INTERNAL [includes Transmission dimension]</w:t>
       </w:r>
-      <w:bookmarkEnd w:id="41"/>
     </w:p>
     <w:p>
       <w:pPr>
@@ -2251,6 +2348,7 @@
       </w:pPr>
       <w:r>
         <w:rPr>
+          <w:bCs/>
           <w:b/>
         </w:rPr>
         <w:t xml:space="preserve">Governing question:</w:t>
@@ -2268,6 +2366,7 @@
       </w:pPr>
       <w:r>
         <w:rPr>
+          <w:bCs/>
           <w:b/>
         </w:rPr>
         <w:t xml:space="preserve">Transmission note:</w:t>
@@ -2286,15 +2385,14 @@
         </w:pict>
       </w:r>
     </w:p>
+    <w:bookmarkStart w:id="39" w:name="X2407dbe29e68ce43cbe44eebeb0045da33f0bd7"/>
     <w:p>
       <w:pPr>
         <w:pStyle w:val="Heading4"/>
       </w:pPr>
-      <w:bookmarkStart w:id="42" w:name="X2407dbe29e68ce43cbe44eebeb0045da33f0bd7"/>
       <w:r>
         <w:t xml:space="preserve">Force 3B-1: Monepiscopacy’s Consolidation as the Dominant Emerging Pattern</w:t>
       </w:r>
-      <w:bookmarkEnd w:id="42"/>
     </w:p>
     <w:p>
       <w:pPr>
@@ -2302,6 +2400,7 @@
       </w:pPr>
       <w:r>
         <w:rPr>
+          <w:bCs/>
           <w:b/>
         </w:rPr>
         <w:t xml:space="preserve">Layer 1 — Historical Event:</w:t>
@@ -2335,6 +2434,7 @@
       </w:r>
       <w:r>
         <w:rPr>
+          <w:iCs/>
           <w:i/>
         </w:rPr>
         <w:t xml:space="preserve">[Confidence: Well-established for the general pattern per Sullivan and Lampe; Contested on the precise Roman dating, per Lampe’s own specific account.]</w:t>
@@ -2346,6 +2446,7 @@
       </w:pPr>
       <w:r>
         <w:rPr>
+          <w:bCs/>
           <w:b/>
         </w:rPr>
         <w:t xml:space="preserve">Layer 2 — World’s Own Experience:</w:t>
@@ -2363,6 +2464,7 @@
       </w:pPr>
       <w:r>
         <w:rPr>
+          <w:bCs/>
           <w:b/>
         </w:rPr>
         <w:t xml:space="preserve">Layer 3 — Formation Impact:</w:t>
@@ -2381,15 +2483,15 @@
         </w:pict>
       </w:r>
     </w:p>
+    <w:bookmarkEnd w:id="39"/>
+    <w:bookmarkStart w:id="40" w:name="X1d82d9369d3ae67858e95839794662c5912a7c1"/>
     <w:p>
       <w:pPr>
         <w:pStyle w:val="Heading4"/>
       </w:pPr>
-      <w:bookmarkStart w:id="43" w:name="X1d82d9369d3ae67858e95839794662c5912a7c1"/>
       <w:r>
         <w:t xml:space="preserve">Force 3B-2: Transmission at the Ending — Selective Canonization</w:t>
       </w:r>
-      <w:bookmarkEnd w:id="43"/>
     </w:p>
     <w:p>
       <w:pPr>
@@ -2397,6 +2499,7 @@
       </w:pPr>
       <w:r>
         <w:rPr>
+          <w:bCs/>
           <w:b/>
         </w:rPr>
         <w:t xml:space="preserve">Layer 1 — Historical Event:</w:t>
@@ -2430,6 +2533,7 @@
       </w:r>
       <w:r>
         <w:rPr>
+          <w:iCs/>
           <w:i/>
         </w:rPr>
         <w:t xml:space="preserve">[Confidence: Documented for the manuscript-survival facts; Inferential-Thin on the specific causal claim that the settlement itself drove these particular selection outcomes, which is this document’s own synthesis rather than directly attested.]</w:t>
@@ -2441,6 +2545,7 @@
       </w:pPr>
       <w:r>
         <w:rPr>
+          <w:bCs/>
           <w:b/>
         </w:rPr>
         <w:t xml:space="preserve">Layer 2 — World’s Own Experience:</w:t>
@@ -2458,6 +2563,7 @@
       </w:pPr>
       <w:r>
         <w:rPr>
+          <w:bCs/>
           <w:b/>
         </w:rPr>
         <w:t xml:space="preserve">Layer 3 — Formation Impact:</w:t>
@@ -2476,25 +2582,26 @@
         </w:pict>
       </w:r>
     </w:p>
+    <w:bookmarkEnd w:id="40"/>
+    <w:bookmarkEnd w:id="41"/>
+    <w:bookmarkEnd w:id="42"/>
+    <w:bookmarkStart w:id="45" w:name="section-4-cross-cell-connections"/>
     <w:p>
       <w:pPr>
         <w:pStyle w:val="Heading2"/>
       </w:pPr>
-      <w:bookmarkStart w:id="44" w:name="section-4-cross-cell-connections"/>
       <w:r>
         <w:t xml:space="preserve">Section 4 — Cross-Cell Connections</w:t>
       </w:r>
-      <w:bookmarkEnd w:id="44"/>
-    </w:p>
+    </w:p>
+    <w:bookmarkStart w:id="43" w:name="named-cross-cell-connections"/>
     <w:p>
       <w:pPr>
         <w:pStyle w:val="Heading3"/>
       </w:pPr>
-      <w:bookmarkStart w:id="45" w:name="named-cross-cell-connections"/>
       <w:r>
         <w:t xml:space="preserve">Named Cross-Cell Connections</w:t>
       </w:r>
-      <w:bookmarkEnd w:id="45"/>
     </w:p>
     <w:p>
       <w:pPr>
@@ -2502,6 +2609,7 @@
       </w:pPr>
       <w:r>
         <w:rPr>
+          <w:bCs/>
           <w:b/>
         </w:rPr>
         <w:t xml:space="preserve">Connection 1:</w:t>
@@ -2552,6 +2660,7 @@
       </w:pPr>
       <w:r>
         <w:rPr>
+          <w:bCs/>
           <w:b/>
         </w:rPr>
         <w:t xml:space="preserve">Connection 2:</w:t>
@@ -2584,6 +2693,7 @@
       </w:r>
       <w:r>
         <w:rPr>
+          <w:iCs/>
           <w:i/>
         </w:rPr>
         <w:t xml:space="preserve">is</w:t>
@@ -2617,6 +2727,7 @@
       </w:pPr>
       <w:r>
         <w:rPr>
+          <w:bCs/>
           <w:b/>
         </w:rPr>
         <w:t xml:space="preserve">Connection 3:</w:t>
@@ -2649,6 +2760,7 @@
       </w:pPr>
       <w:r>
         <w:rPr>
+          <w:bCs/>
           <w:b/>
         </w:rPr>
         <w:t xml:space="preserve">Connection 4:</w:t>
@@ -2681,6 +2793,7 @@
       </w:pPr>
       <w:r>
         <w:rPr>
+          <w:bCs/>
           <w:b/>
         </w:rPr>
         <w:t xml:space="preserve">Connection 5:</w:t>
@@ -2731,6 +2844,7 @@
       </w:pPr>
       <w:r>
         <w:rPr>
+          <w:bCs/>
           <w:b/>
         </w:rPr>
         <w:t xml:space="preserve">Connection 6:</w:t>
@@ -2757,15 +2871,15 @@
         </w:pict>
       </w:r>
     </w:p>
+    <w:bookmarkEnd w:id="43"/>
+    <w:bookmarkStart w:id="44" w:name="what-the-cross-cell-pattern-reveals"/>
     <w:p>
       <w:pPr>
         <w:pStyle w:val="Heading3"/>
       </w:pPr>
-      <w:bookmarkStart w:id="46" w:name="what-the-cross-cell-pattern-reveals"/>
       <w:r>
         <w:t xml:space="preserve">What the Cross-Cell Pattern Reveals</w:t>
       </w:r>
-      <w:bookmarkEnd w:id="46"/>
     </w:p>
     <w:p>
       <w:pPr>
@@ -2782,25 +2896,25 @@
         </w:pict>
       </w:r>
     </w:p>
+    <w:bookmarkEnd w:id="44"/>
+    <w:bookmarkEnd w:id="45"/>
+    <w:bookmarkStart w:id="51" w:name="section-5-forces-and-gravities-synthesis"/>
     <w:p>
       <w:pPr>
         <w:pStyle w:val="Heading2"/>
       </w:pPr>
-      <w:bookmarkStart w:id="47" w:name="section-5-forces-and-gravities-synthesis"/>
       <w:r>
         <w:t xml:space="preserve">Section 5 — Forces-and-Gravities Synthesis</w:t>
       </w:r>
-      <w:bookmarkEnd w:id="47"/>
-    </w:p>
+    </w:p>
+    <w:bookmarkStart w:id="46" w:name="gravity-by-gravity-force-connections"/>
     <w:p>
       <w:pPr>
         <w:pStyle w:val="Heading3"/>
       </w:pPr>
-      <w:bookmarkStart w:id="48" w:name="gravity-by-gravity-force-connections"/>
       <w:r>
         <w:t xml:space="preserve">Gravity-by-Gravity Force Connections</w:t>
       </w:r>
-      <w:bookmarkEnd w:id="48"/>
     </w:p>
     <w:p>
       <w:pPr>
@@ -2808,6 +2922,7 @@
       </w:pPr>
       <w:r>
         <w:rPr>
+          <w:bCs/>
           <w:b/>
         </w:rPr>
         <w:t xml:space="preserve">Gravity: G02 — Translocal Correspondence Network</w:t>
@@ -2858,6 +2973,7 @@
       </w:pPr>
       <w:r>
         <w:rPr>
+          <w:bCs/>
           <w:b/>
         </w:rPr>
         <w:t xml:space="preserve">Gravity: G07 — Liturgical Practice (Eucharist)</w:t>
@@ -2944,6 +3060,7 @@
       </w:pPr>
       <w:r>
         <w:rPr>
+          <w:bCs/>
           <w:b/>
         </w:rPr>
         <w:t xml:space="preserve">Gravity: G01 — Authority Consolidation</w:t>
@@ -2994,6 +3111,7 @@
       </w:pPr>
       <w:r>
         <w:rPr>
+          <w:bCs/>
           <w:b/>
         </w:rPr>
         <w:t xml:space="preserve">Gravity: G03 — State Pressure/Legal Precarity</w:t>
@@ -3023,6 +3141,7 @@
       </w:r>
       <w:r>
         <w:rPr>
+          <w:iCs/>
           <w:i/>
         </w:rPr>
         <w:t xml:space="preserve">is</w:t>
@@ -3044,6 +3163,7 @@
       </w:r>
       <w:r>
         <w:rPr>
+          <w:iCs/>
           <w:i/>
         </w:rPr>
         <w:t xml:space="preserve">is</w:t>
@@ -3095,6 +3215,7 @@
       </w:pPr>
       <w:r>
         <w:rPr>
+          <w:bCs/>
           <w:b/>
         </w:rPr>
         <w:t xml:space="preserve">Gravity: G04 — Martyrdom as Formation-Shaping Meaning-Response</w:t>
@@ -3145,6 +3266,7 @@
       </w:pPr>
       <w:r>
         <w:rPr>
+          <w:bCs/>
           <w:b/>
         </w:rPr>
         <w:t xml:space="preserve">Gravity: G05 — Boundary-Drawing Against Contemporary Rivals</w:t>
@@ -3207,15 +3329,15 @@
         </w:pict>
       </w:r>
     </w:p>
+    <w:bookmarkEnd w:id="46"/>
+    <w:bookmarkStart w:id="47" w:name="cross-strand-gravity-note"/>
     <w:p>
       <w:pPr>
         <w:pStyle w:val="Heading3"/>
       </w:pPr>
-      <w:bookmarkStart w:id="49" w:name="cross-strand-gravity-note"/>
       <w:r>
         <w:t xml:space="preserve">Cross-Strand Gravity Note</w:t>
       </w:r>
-      <w:bookmarkEnd w:id="49"/>
     </w:p>
     <w:p>
       <w:pPr>
@@ -3225,15 +3347,15 @@
         <w:t xml:space="preserve">The forces that cut across both strands are exactly the ones producing this world’s two cross-strand-confirmed Primary gravities: Force 1A-1 (shared infrastructure/koine) and Force 1A-2 (shared eyewitness-loss crisis) bear on both Strand A and Strand B equally, which is why G02 and G07 are independently attested by voices from both strands (Doc_04, G02, G07). By contrast, Force 2B-3 (Martyrdom) and Force 2B-4 (Boundary-Drawing) are evidenced overwhelmingly by Strand A’s own Ignatian material, which is exactly why G04 and G05 remain Strand-bound in Doc_04’s own classification — the forces themselves are not shown to bear differently on the two strands so much as this world’s surviving evidence for Strand B’s own response to them (if any existed) simply was not developed anywhere in Doc_02 (Doc_04, Open Item 4).</w:t>
       </w:r>
     </w:p>
+    <w:bookmarkEnd w:id="47"/>
+    <w:bookmarkStart w:id="48" w:name="what-forces-analysis-adds"/>
     <w:p>
       <w:pPr>
         <w:pStyle w:val="Heading3"/>
       </w:pPr>
-      <w:bookmarkStart w:id="50" w:name="what-forces-analysis-adds"/>
       <w:r>
         <w:t xml:space="preserve">What Forces Analysis Adds</w:t>
       </w:r>
-      <w:bookmarkEnd w:id="50"/>
     </w:p>
     <w:p>
       <w:pPr>
@@ -3247,6 +3369,7 @@
       </w:r>
       <w:r>
         <w:rPr>
+          <w:iCs/>
           <w:i/>
         </w:rPr>
         <w:t xml:space="preserve">that</w:t>
@@ -3262,6 +3385,7 @@
       </w:r>
       <w:r>
         <w:rPr>
+          <w:iCs/>
           <w:i/>
         </w:rPr>
         <w:t xml:space="preserve">why</w:t>
@@ -3273,15 +3397,15 @@
         <w:t xml:space="preserve">two of them (G01, G05) fell short for one reason (the underlying question was genuinely, historically unsettled in antiquity) while the other two (G03, G04) fell short for a different reason (modern reconstruction’s own inability to responsibly generalize from scattered evidence) — a distinction Doc_07 §4 first named and this document’s own force-by-force Layer 1 confidence tags make traceable at the level of individual forces rather than only at the level of whole gravities.</w:t>
       </w:r>
     </w:p>
+    <w:bookmarkEnd w:id="48"/>
+    <w:bookmarkStart w:id="49" w:name="X8184c7bb9a71015379163ce9f350fb4909c468c"/>
     <w:p>
       <w:pPr>
         <w:pStyle w:val="Heading3"/>
       </w:pPr>
-      <w:bookmarkStart w:id="51" w:name="X8184c7bb9a71015379163ce9f350fb4909c468c"/>
       <w:r>
         <w:t xml:space="preserve">Where Forces and Gravities Most Tightly Cohere</w:t>
       </w:r>
-      <w:bookmarkEnd w:id="51"/>
     </w:p>
     <w:p>
       <w:pPr>
@@ -3291,15 +3415,15 @@
         <w:t xml:space="preserve">Connection 2 (State Legal Precarity → Martyrdom) is the single most tightly coherent point in this entire analysis: Doc_04’s own text states the relationship in nearly identical language independently at both the gravity level (G04’s Forces test) and the force level (2A-1’s Layer 3), with no interpretive gap between the two documents’ own characterizations.</w:t>
       </w:r>
     </w:p>
+    <w:bookmarkEnd w:id="49"/>
+    <w:bookmarkStart w:id="50" w:name="where-forces-analysis-surfaced-gaps"/>
     <w:p>
       <w:pPr>
         <w:pStyle w:val="Heading3"/>
       </w:pPr>
-      <w:bookmarkStart w:id="52" w:name="where-forces-analysis-surfaced-gaps"/>
       <w:r>
         <w:t xml:space="preserve">Where Forces Analysis Surfaced Gaps</w:t>
       </w:r>
-      <w:bookmarkEnd w:id="52"/>
     </w:p>
     <w:p>
       <w:pPr>
@@ -3316,25 +3440,25 @@
         </w:pict>
       </w:r>
     </w:p>
+    <w:bookmarkEnd w:id="50"/>
+    <w:bookmarkEnd w:id="51"/>
+    <w:bookmarkStart w:id="57" w:name="X3ed09749498163d7eda816a78908fffb7530eb7"/>
     <w:p>
       <w:pPr>
         <w:pStyle w:val="Heading2"/>
       </w:pPr>
-      <w:bookmarkStart w:id="53" w:name="X3ed09749498163d7eda816a78908fffb7530eb7"/>
       <w:r>
         <w:t xml:space="preserve">Section 6 — Transmission as a Force Dimension — Synthesis</w:t>
       </w:r>
-      <w:bookmarkEnd w:id="53"/>
-    </w:p>
+    </w:p>
+    <w:bookmarkStart w:id="52" w:name="X8c75ff3060a87fd467c0244ffffd6b5e8df141d"/>
     <w:p>
       <w:pPr>
         <w:pStyle w:val="Heading3"/>
       </w:pPr>
-      <w:bookmarkStart w:id="54" w:name="X8c75ff3060a87fd467c0244ffffd6b5e8df141d"/>
       <w:r>
         <w:t xml:space="preserve">Who Transmitted This World’s Characteristic Material</w:t>
       </w:r>
-      <w:bookmarkEnd w:id="54"/>
     </w:p>
     <w:p>
       <w:pPr>
@@ -3344,15 +3468,15 @@
         <w:t xml:space="preserve">Named specifically, not generically: Polycarp of Smyrna, forwarding Ignatius’s letters to Philippi at the Philippians’ own request; the scribe Leon, copying Codex Hierosolymitanus in 1056 CE (the manuscript nearly the entire Didache and part of 1 Clement now depend on); the compilers of Codex Alexandrinus (5th c.) and Codex Sinaiticus (4th c.); Philotheos Bryennios, whose 1873 rediscovery of the Bryennios manuscript in Constantinople returned the Didache to circulation after roughly eighteen centuries; and, on the critical-scholarship side, James Ussher, Isaac Vossius, and John Pearson, whose 17th-century textual work is what established the middle recension of Ignatius’s letters as authentic against Jean Daillé’s challenge — a genuinely contested critical judgment call, not a passive inheritance (Doc_02 §§1.1–1.3).</w:t>
       </w:r>
     </w:p>
+    <w:bookmarkEnd w:id="52"/>
+    <w:bookmarkStart w:id="53" w:name="X4fcee61d593ce8ab8808c2bb68135bfb5613a67"/>
     <w:p>
       <w:pPr>
         <w:pStyle w:val="Heading3"/>
       </w:pPr>
-      <w:bookmarkStart w:id="55" w:name="X4fcee61d593ce8ab8808c2bb68135bfb5613a67"/>
       <w:r>
         <w:t xml:space="preserve">Under What Conditions Transmission Occurred</w:t>
       </w:r>
-      <w:bookmarkEnd w:id="55"/>
     </w:p>
     <w:p>
       <w:pPr>
@@ -3362,15 +3486,15 @@
         <w:t xml:space="preserve">Selection favored texts with either strong institutional backing (canonical-adjacent status, eventual inclusion in biblical codices) or apologetic value to later, more secure generations of the church (Doc_02 §9). 1 Clement’s inclusion in Codex Alexandrinus alongside the New Testament and Ignatius’s own centrality to later monepiscopal argument both reflect this pattern directly; by contrast, no comparable institutional or apologetic interest protected a hypothetical Didache-like text from Rome, or any text produced by or for an enslaved member of this world’s own congregations.</w:t>
       </w:r>
     </w:p>
+    <w:bookmarkEnd w:id="53"/>
+    <w:bookmarkStart w:id="54" w:name="X5e0cd4a75801287ebd125316a59c01b8641cd7f"/>
     <w:p>
       <w:pPr>
         <w:pStyle w:val="Heading3"/>
       </w:pPr>
-      <w:bookmarkStart w:id="56" w:name="X5e0cd4a75801287ebd125316a59c01b8641cd7f"/>
       <w:r>
         <w:t xml:space="preserve">What Selection Effects Shaped What Survives</w:t>
       </w:r>
-      <w:bookmarkEnd w:id="56"/>
     </w:p>
     <w:p>
       <w:pPr>
@@ -3380,15 +3504,15 @@
         <w:t xml:space="preserve">The Didache survives essentially through a single 1056 CE manuscript, undiscovered for roughly eighteen centuries — a genuine single-point-of-failure transmission chain (Doc_02 §1.1). The Shepherd of Hermas survives in no single complete Greek manuscript at all, an explicitly eclectic reconstruction (Doc_02 §1.5). Both texts carried near-canonical status in antiquity (Hermas cited as scripture by Irenaeus, Clement of Alexandria, and Origen) yet transmitted far more precariously than Ignatius’s own corpus, which required active, centuries-long critical-scholarship defense but never came close to total loss. This directly traces to Doc_02 §1’s own Author Gravity Assessment: representativeness and survival are shown to be two separate properties a text can hold in very different combinations.</w:t>
       </w:r>
     </w:p>
+    <w:bookmarkEnd w:id="54"/>
+    <w:bookmarkStart w:id="55" w:name="Xfabb40389752ddc000ce7bae2438e6d438cd914"/>
     <w:p>
       <w:pPr>
         <w:pStyle w:val="Heading3"/>
       </w:pPr>
-      <w:bookmarkStart w:id="57" w:name="Xfabb40389752ddc000ce7bae2438e6d438cd914"/>
       <w:r>
         <w:t xml:space="preserve">What the Transmission Pattern Reveals About Forces</w:t>
       </w:r>
-      <w:bookmarkEnd w:id="57"/>
     </w:p>
     <w:p>
       <w:pPr>
@@ -3396,6 +3520,7 @@
       </w:pPr>
       <w:r>
         <w:rPr>
+          <w:bCs/>
           <w:b/>
         </w:rPr>
         <w:t xml:space="preserve">This document’s own synthesis, not a claim independently sourced to a named scholar — disclosed inline here rather than only in the Document Log:</w:t>
@@ -3425,15 +3550,15 @@
         <w:t xml:space="preserve">— an inference this document draws from the manuscript-survival pattern Doc_02 documents, not a conclusion Doc_02 itself states.</w:t>
       </w:r>
     </w:p>
+    <w:bookmarkEnd w:id="55"/>
+    <w:bookmarkStart w:id="56" w:name="X84da50e5de3c915c3eac9c39717a3cbb1c6af73"/>
     <w:p>
       <w:pPr>
         <w:pStyle w:val="Heading3"/>
       </w:pPr>
-      <w:bookmarkStart w:id="58" w:name="X84da50e5de3c915c3eac9c39717a3cbb1c6af73"/>
       <w:r>
         <w:t xml:space="preserve">Connection to Author Gravity Findings (Doc_02)</w:t>
       </w:r>
-      <w:bookmarkEnd w:id="58"/>
     </w:p>
     <w:p>
       <w:pPr>
@@ -3450,25 +3575,25 @@
         </w:pict>
       </w:r>
     </w:p>
+    <w:bookmarkEnd w:id="56"/>
+    <w:bookmarkEnd w:id="57"/>
+    <w:bookmarkStart w:id="63" w:name="section-7-confidence-assessment"/>
     <w:p>
       <w:pPr>
         <w:pStyle w:val="Heading2"/>
       </w:pPr>
-      <w:bookmarkStart w:id="59" w:name="section-7-confidence-assessment"/>
       <w:r>
         <w:t xml:space="preserve">Section 7 — Confidence Assessment</w:t>
       </w:r>
-      <w:bookmarkEnd w:id="59"/>
-    </w:p>
+    </w:p>
+    <w:bookmarkStart w:id="58" w:name="X8d1259fbb563c882364b08a012e9413e9a86ae3"/>
     <w:p>
       <w:pPr>
         <w:pStyle w:val="Heading3"/>
       </w:pPr>
-      <w:bookmarkStart w:id="60" w:name="X8d1259fbb563c882364b08a012e9413e9a86ae3"/>
       <w:r>
         <w:t xml:space="preserve">Forces at Documented or Widely Accepted Level</w:t>
       </w:r>
-      <w:bookmarkEnd w:id="60"/>
     </w:p>
     <w:p>
       <w:pPr>
@@ -3478,15 +3603,15 @@
         <w:t xml:space="preserve">Force 1A-1 (Roman Imperial Mediterranean World) — infrastructure and linguistic facts are Documented; multiple independent sources (Ignatius’s journey, Polycarp’s forwarding practice, uniform Koine usage) converge with no serious scholarly dispute. Force 1B-1 (Apostolic Testimony Inheritance) — Widely Accepted that this commitment was present and inherited, per Doc_01 §1’s own naming of it as a Distinct World Criterion. Force 2A-1 (State Legal Precarity) — Pliny’s letter’s authenticity and content are Documented. Force 2A-2 (Contemporary Rival Movements) — Documented that Marcion, Valentinian Christianity, and Montanism existed and were geographically overlapping with this world’s own core regions in the same decades. Force 2B-2 (Transmission) — every manuscript fact named (Bryennios discovery, Codex Alexandrinus’s lacuna, the Ussher–Vossius–Pearson sequence, the Simonides episode) is Documented, independently spot-checked during Doc_02’s own construction (Doc_02 §11). Force 3B-1 (Monepiscopacy’s Consolidation) — the general pattern (Antioch/Asia Minor earliest, Rome latest) is Well-established per Sullivan and Lampe.</w:t>
       </w:r>
     </w:p>
+    <w:bookmarkEnd w:id="58"/>
+    <w:bookmarkStart w:id="59" w:name="Xae51b17bc5a969853056a60c529b641d512c46d"/>
     <w:p>
       <w:pPr>
         <w:pStyle w:val="Heading3"/>
       </w:pPr>
-      <w:bookmarkStart w:id="61" w:name="Xae51b17bc5a969853056a60c529b641d512c46d"/>
       <w:r>
         <w:t xml:space="preserve">Forces at Dominant Modern Reconstruction Level</w:t>
       </w:r>
-      <w:bookmarkEnd w:id="61"/>
     </w:p>
     <w:p>
       <w:pPr>
@@ -3496,15 +3621,15 @@
         <w:t xml:space="preserve">Force 3A-1 (Systematic Theological Mode in Adjacent Regions) — Irenaeus and Tertullian’s texts and dates are well-established; this document’s own characterization of them as a genuinely new mode relative to this world’s own pattern is a reasoned comparative judgment resting on secure textual ground, not itself independently attested by a named scholar making exactly this comparison. Force 1B-2 (Two Ways Catechetical Inheritance) as network-wide practice rests on this same tier — the schema’s existence is Documented, its network-wide adoption is a reconstruction resting on real but contestable premises about how far a single-community-attested text should be generalized.</w:t>
       </w:r>
     </w:p>
+    <w:bookmarkEnd w:id="59"/>
+    <w:bookmarkStart w:id="60" w:name="forces-at-contested-level"/>
     <w:p>
       <w:pPr>
         <w:pStyle w:val="Heading3"/>
       </w:pPr>
-      <w:bookmarkStart w:id="62" w:name="forces-at-contested-level"/>
       <w:r>
         <w:t xml:space="preserve">Forces at Contested Level</w:t>
       </w:r>
-      <w:bookmarkEnd w:id="62"/>
     </w:p>
     <w:p>
       <w:pPr>
@@ -3514,15 +3639,15 @@
         <w:t xml:space="preserve">Force 1A-2 (Neronian Persecution) — the Tacitus passage’s basic authenticity is not seriously disputed, but whether a discrete, fire-linked persecution of Christians as a named group actually occurred is a live, non-fringe debate (Shaw vs. Jones, Doc_02 §6), carried at full strength rather than resolved here. Force 2A-1 (State Legal Precarity) — Documented at the level of Pliny’s own episode, Contested at the level of whether these scattered episodes constitute one standing condition, exactly the distinction Doc_04’s own G03 reclassification turns on. Force 2A-2 (Contemporary Rival Movements) — the precise founding/break dates for Marcion, Valentinus, and Montanism are each independently Contested (Doc_01 §8.3), even though these movements’ geographically overlapping presence is itself Documented. Force 2B-1 (Authority Consolidation) — Strand A’s specific monarchical content is Contested, resting on Ignatius’s own three-way-split authenticity/dating question (Doc_01 §10).</w:t>
       </w:r>
     </w:p>
+    <w:bookmarkEnd w:id="60"/>
+    <w:bookmarkStart w:id="61" w:name="forces-at-inferentialthin-level"/>
     <w:p>
       <w:pPr>
         <w:pStyle w:val="Heading3"/>
       </w:pPr>
-      <w:bookmarkStart w:id="63" w:name="forces-at-inferentialthin-level"/>
       <w:r>
         <w:t xml:space="preserve">Forces at Inferential/Thin Level</w:t>
       </w:r>
-      <w:bookmarkEnd w:id="63"/>
     </w:p>
     <w:p>
       <w:pPr>
@@ -3532,15 +3657,15 @@
         <w:t xml:space="preserve">Force 1B-2 (Two Ways Catechetical Inheritance) as network-wide practice — Inferential-Thin beyond the Didache’s own single-community base. Force 2B-3 (Martyrdom) and Force 2B-4 (Boundary-Drawing) — both rest on exactly two and one data point(s) respectively within this world’s own Native evidentiary base; both carry maximal Author Gravity risk per Doc_04’s own generation-stage flagging. Force 3A-2 (Alexandria’s Emergence) Layer 2 — explicitly not recoverable from this world’s own sources, marked as such rather than inferred. Force 3B-2 (Transmission at the Ending) — the specific causal claim that the succession-mode settlement drove selective canonization is this document’s own synthesis, Inferential-Thin, not a directly attested mechanism.</w:t>
       </w:r>
     </w:p>
+    <w:bookmarkEnd w:id="61"/>
+    <w:bookmarkStart w:id="62" w:name="X8be32322784a04108f1bc88bab9827c62ac545a"/>
     <w:p>
       <w:pPr>
         <w:pStyle w:val="Heading3"/>
       </w:pPr>
-      <w:bookmarkStart w:id="64" w:name="X8be32322784a04108f1bc88bab9827c62ac545a"/>
       <w:r>
         <w:t xml:space="preserve">Named Scholarly Tensions Carried at Full Strength</w:t>
       </w:r>
-      <w:bookmarkEnd w:id="64"/>
     </w:p>
     <w:p>
       <w:pPr>
@@ -3593,25 +3718,25 @@
         </w:pict>
       </w:r>
     </w:p>
+    <w:bookmarkEnd w:id="62"/>
+    <w:bookmarkEnd w:id="63"/>
+    <w:bookmarkStart w:id="69" w:name="section-8-governing-principles-applied"/>
     <w:p>
       <w:pPr>
         <w:pStyle w:val="Heading2"/>
       </w:pPr>
-      <w:bookmarkStart w:id="65" w:name="section-8-governing-principles-applied"/>
       <w:r>
         <w:t xml:space="preserve">Section 8 — Governing Principles Applied</w:t>
       </w:r>
-      <w:bookmarkEnd w:id="65"/>
-    </w:p>
+    </w:p>
+    <w:bookmarkStart w:id="64" w:name="from-within-principle"/>
     <w:p>
       <w:pPr>
         <w:pStyle w:val="Heading3"/>
       </w:pPr>
-      <w:bookmarkStart w:id="66" w:name="from-within-principle"/>
       <w:r>
         <w:t xml:space="preserve">From-Within Principle</w:t>
       </w:r>
-      <w:bookmarkEnd w:id="66"/>
     </w:p>
     <w:p>
       <w:pPr>
@@ -3619,6 +3744,7 @@
       </w:pPr>
       <w:r>
         <w:rPr>
+          <w:bCs/>
           <w:b/>
         </w:rPr>
         <w:t xml:space="preserve">Status:</w:t>
@@ -3630,15 +3756,15 @@
         <w:t xml:space="preserve">CONFIRMED, with one disclosed limitation. Every Layer 2 entry above uses this world’s own vocabulary and avoids modern sociological or political-science framing, consistent with Doc_05’s own Writing-From-Inside discipline (Constitution Article 23), which this document extends into Layer 2 specifically. Three Layer 2 entries (Force 3A-2, Force 3B-1, Force 3B-2) explicitly state that no world’s-own-experience content is recoverable from this world’s own sources, rather than constructing an inhabited voice the evidence does not support — this is treated as compliance with, not an exception to, the From-Within Principle, since inventing an unattested inhabited account would itself violate the principle’s deeper purpose.</w:t>
       </w:r>
     </w:p>
+    <w:bookmarkEnd w:id="64"/>
+    <w:bookmarkStart w:id="65" w:name="proportionality-principle"/>
     <w:p>
       <w:pPr>
         <w:pStyle w:val="Heading3"/>
       </w:pPr>
-      <w:bookmarkStart w:id="67" w:name="proportionality-principle"/>
       <w:r>
         <w:t xml:space="preserve">Proportionality Principle</w:t>
       </w:r>
-      <w:bookmarkEnd w:id="67"/>
     </w:p>
     <w:p>
       <w:pPr>
@@ -3646,6 +3772,7 @@
       </w:pPr>
       <w:r>
         <w:rPr>
+          <w:bCs/>
           <w:b/>
         </w:rPr>
         <w:t xml:space="preserve">Status:</w:t>
@@ -3657,15 +3784,15 @@
         <w:t xml:space="preserve">CONFIRMED. Depth of treatment tracks formation impact and evidentiary richness together: Cell 2B (this world’s own defining internal contest) receives four full three-layer entries, the most of any cell, reflecting its status as the load-bearing cell for this world’s entire formation logic per Doc_07 §2E. Cell 3A and 3B each receive two entries, proportionate to their role marking a boundary rather than sustaining an ongoing formation dynamic. No force above receives full three-layer treatment where Doc_01–07 do not already support one; no force is compressed to Layer 1 only, since every force identified here connects to formation impact substantial enough to warrant full treatment — a genuinely minor, low-impact candidate force was not manufactured merely to populate a cell.</w:t>
       </w:r>
     </w:p>
+    <w:bookmarkEnd w:id="65"/>
+    <w:bookmarkStart w:id="66" w:name="named-tension-principle"/>
     <w:p>
       <w:pPr>
         <w:pStyle w:val="Heading3"/>
       </w:pPr>
-      <w:bookmarkStart w:id="68" w:name="named-tension-principle"/>
       <w:r>
         <w:t xml:space="preserve">Named-Tension Principle</w:t>
       </w:r>
-      <w:bookmarkEnd w:id="68"/>
     </w:p>
     <w:p>
       <w:pPr>
@@ -3673,6 +3800,7 @@
       </w:pPr>
       <w:r>
         <w:rPr>
+          <w:bCs/>
           <w:b/>
         </w:rPr>
         <w:t xml:space="preserve">Status:</w:t>
@@ -3684,15 +3812,15 @@
         <w:t xml:space="preserve">CONFIRMED. Every scholarly tension already carried at full strength in Doc_01, Doc_02, and Doc_04 is carried forward unresolved here (see Section 7’s own named list) — none is quietly resolved into a single consensus position for this document’s own narrative convenience.</w:t>
       </w:r>
     </w:p>
+    <w:bookmarkEnd w:id="66"/>
+    <w:bookmarkStart w:id="67" w:name="cross-cell-connection-principle"/>
     <w:p>
       <w:pPr>
         <w:pStyle w:val="Heading3"/>
       </w:pPr>
-      <w:bookmarkStart w:id="69" w:name="cross-cell-connection-principle"/>
       <w:r>
         <w:t xml:space="preserve">Cross-Cell Connection Principle</w:t>
       </w:r>
-      <w:bookmarkEnd w:id="69"/>
     </w:p>
     <w:p>
       <w:pPr>
@@ -3700,6 +3828,7 @@
       </w:pPr>
       <w:r>
         <w:rPr>
+          <w:bCs/>
           <w:b/>
         </w:rPr>
         <w:t xml:space="preserve">Status:</w:t>
@@ -3711,15 +3840,15 @@
         <w:t xml:space="preserve">CONFIRMED. Six named connections are documented in Section 4, spanning all three temporal bands (Initiating, Ongoing, Ending) and both External/Internal axes. One connection (Connection 5) is explicitly disclosed as this document’s own interpretive extension rather than an inherited finding, consistent with Doc_07’s own disclosure practice for the same claim.</w:t>
       </w:r>
     </w:p>
+    <w:bookmarkEnd w:id="67"/>
+    <w:bookmarkStart w:id="68" w:name="transmission-specificity-principle"/>
     <w:p>
       <w:pPr>
         <w:pStyle w:val="Heading3"/>
       </w:pPr>
-      <w:bookmarkStart w:id="70" w:name="transmission-specificity-principle"/>
       <w:r>
         <w:t xml:space="preserve">Transmission Specificity Principle</w:t>
       </w:r>
-      <w:bookmarkEnd w:id="70"/>
     </w:p>
     <w:p>
       <w:pPr>
@@ -3727,6 +3856,7 @@
       </w:pPr>
       <w:r>
         <w:rPr>
+          <w:bCs/>
           <w:b/>
         </w:rPr>
         <w:t xml:space="preserve">Status:</w:t>
@@ -3763,15 +3893,16 @@
         </w:pict>
       </w:r>
     </w:p>
+    <w:bookmarkEnd w:id="68"/>
+    <w:bookmarkEnd w:id="69"/>
+    <w:bookmarkStart w:id="70" w:name="X989776aa50d7348800bb37dc9055d70da707f3e"/>
     <w:p>
       <w:pPr>
         <w:pStyle w:val="Heading2"/>
       </w:pPr>
-      <w:bookmarkStart w:id="71" w:name="X989776aa50d7348800bb37dc9055d70da707f3e"/>
       <w:r>
         <w:t xml:space="preserve">Section 9 — Doc_08 Completion Certification</w:t>
       </w:r>
-      <w:bookmarkEnd w:id="71"/>
     </w:p>
     <w:p>
       <w:pPr>
@@ -3941,6 +4072,7 @@
       </w:pPr>
       <w:r>
         <w:rPr>
+          <w:bCs/>
           <w:b/>
         </w:rPr>
         <w:t xml:space="preserve">Doc_08 completion status:</w:t>
@@ -3958,6 +4090,7 @@
       </w:pPr>
       <w:r>
         <w:rPr>
+          <w:bCs/>
           <w:b/>
         </w:rPr>
         <w:t xml:space="preserve">Outstanding items:</w:t>
@@ -3991,15 +4124,15 @@
         </w:pict>
       </w:r>
     </w:p>
+    <w:bookmarkEnd w:id="70"/>
+    <w:bookmarkStart w:id="71" w:name="document-log"/>
     <w:p>
       <w:pPr>
         <w:pStyle w:val="Heading2"/>
       </w:pPr>
-      <w:bookmarkStart w:id="72" w:name="document-log"/>
       <w:r>
         <w:t xml:space="preserve">Document Log</w:t>
       </w:r>
-      <w:bookmarkEnd w:id="72"/>
     </w:p>
     <w:p>
       <w:pPr>
@@ -4011,6 +4144,7 @@
       </w:pPr>
       <w:r>
         <w:rPr>
+          <w:bCs/>
           <w:b/>
         </w:rPr>
         <w:t xml:space="preserve">Document:</w:t>
@@ -4044,6 +4178,7 @@
       </w:pPr>
       <w:r>
         <w:rPr>
+          <w:bCs/>
           <w:b/>
         </w:rPr>
         <w:t xml:space="preserve">Built from:</w:t>
@@ -4065,6 +4200,7 @@
       </w:pPr>
       <w:r>
         <w:rPr>
+          <w:bCs/>
           <w:b/>
         </w:rPr>
         <w:t xml:space="preserve">Relationship to prior preliminary forces work:</w:t>
@@ -4086,6 +4222,7 @@
       </w:pPr>
       <w:r>
         <w:rPr>
+          <w:bCs/>
           <w:b/>
         </w:rPr>
         <w:t xml:space="preserve">New synthesis claims made at this step, flagged for independent review:</w:t>
@@ -4143,6 +4280,7 @@
       </w:pPr>
       <w:r>
         <w:rPr>
+          <w:bCs/>
           <w:b/>
         </w:rPr>
         <w:t xml:space="preserve">Cold review, round 1 (first file-saved, genuinely independent review of this document):</w:t>
@@ -4170,6 +4308,7 @@
       </w:r>
       <w:r>
         <w:rPr>
+          <w:bCs/>
           <w:b/>
         </w:rPr>
         <w:t xml:space="preserve">SUBSTANTIAL REVISION REQUIRED — narrow in scope</w:t>
@@ -4326,6 +4465,7 @@
       </w:pPr>
       <w:r>
         <w:rPr>
+          <w:bCs/>
           <w:b/>
         </w:rPr>
         <w:t xml:space="preserve">Round 1 fixes applied:</w:t>
@@ -4419,6 +4559,7 @@
       </w:pPr>
       <w:r>
         <w:rPr>
+          <w:bCs/>
           <w:b/>
         </w:rPr>
         <w:t xml:space="preserve">Status after round 1:</w:t>
@@ -4458,6 +4599,7 @@
       </w:pPr>
       <w:r>
         <w:rPr>
+          <w:bCs/>
           <w:b/>
         </w:rPr>
         <w:t xml:space="preserve">Round-2 independent verification:</w:t>
@@ -4473,6 +4615,7 @@
       </w:r>
       <w:r>
         <w:rPr>
+          <w:bCs/>
           <w:b/>
         </w:rPr>
         <w:t xml:space="preserve">LANDED CORRECTLY</w:t>
@@ -4509,6 +4652,7 @@
       </w:pPr>
       <w:r>
         <w:rPr>
+          <w:bCs/>
           <w:b/>
         </w:rPr>
         <w:t xml:space="preserve">Status after round-2 verification:</w:t>
@@ -4533,6 +4677,7 @@
       </w:pPr>
       <w:r>
         <w:rPr>
+          <w:bCs/>
           <w:b/>
         </w:rPr>
         <w:t xml:space="preserve">Project-lead sign-off:</w:t>
@@ -4578,6 +4723,7 @@
       </w:r>
       <w:r>
         <w:rPr>
+          <w:bCs/>
           <w:b/>
         </w:rPr>
         <w:t xml:space="preserve">Status: APPROVED TO PROCEED.</w:t>
@@ -4593,6 +4739,7 @@
       </w:pPr>
       <w:r>
         <w:rPr>
+          <w:bCs/>
           <w:b/>
         </w:rPr>
         <w:t xml:space="preserve">Sign-off terminology update (2026-07-08):</w:t>
@@ -4614,6 +4761,7 @@
       </w:pPr>
       <w:r>
         <w:rPr>
+          <w:bCs/>
           <w:b/>
         </w:rPr>
         <w:t xml:space="preserve">Ecological Integrity finding resolved (2026-07-08):</w:t>
@@ -4671,6 +4819,7 @@
       </w:pPr>
       <w:r>
         <w:rPr>
+          <w:bCs/>
           <w:b/>
         </w:rPr>
         <w:t xml:space="preserve">Correction, same-day (2026-07-08):</w:t>
@@ -4734,6 +4883,7 @@
       </w:r>
       <w:r>
         <w:rPr>
+          <w:iCs/>
           <w:i/>
         </w:rPr>
         <w:t xml:space="preserve">inside</w:t>
@@ -4767,6 +4917,7 @@
       </w:r>
       <w:r>
         <w:rPr>
+          <w:iCs/>
           <w:i/>
         </w:rPr>
         <w:t xml:space="preserve">argument</w:t>
@@ -4778,6 +4929,8 @@
         <w:t xml:space="preserve">supporting an already-made classification decision, not the classification itself (3A-1/3A-2 remain External, as they were before either version of the note) — but per this project’s revision-decision test, replacing a factually broken argument is treated as substantial enough to flag for a fresh independent check, not self-certified as cosmetic.</w:t>
       </w:r>
     </w:p>
+    <w:bookmarkEnd w:id="71"/>
+    <w:bookmarkEnd w:id="72"/>
     <w:sectPr/>
   </w:body>
 </w:document>
@@ -4809,17 +4962,14 @@
 <file path=word/numbering.xml><?xml version="1.0" encoding="utf-8"?>
 <w:numbering xmlns:w="http://schemas.openxmlformats.org/wordprocessingml/2006/main">
   <w:abstractNum w:abstractNumId="990">
-    <w:nsid w:val="2c1ae401"/>
+    <w:nsid w:val="A990"/>
     <w:multiLevelType w:val="multilevel"/>
     <w:lvl w:ilvl="0">
       <w:numFmt w:val="bullet"/>
       <w:lvlText w:val=" "/>
       <w:lvlJc w:val="left"/>
       <w:pPr>
-        <w:tabs>
-          <w:tab w:val="num" w:pos="0"/>
-        </w:tabs>
-        <w:ind w:left="480" w:hanging="480"/>
+        <w:ind w:left="720" w:hanging="480"/>
       </w:pPr>
     </w:lvl>
     <w:lvl w:ilvl="1">
@@ -4827,10 +4977,7 @@
       <w:lvlText w:val=" "/>
       <w:lvlJc w:val="left"/>
       <w:pPr>
-        <w:tabs>
-          <w:tab w:val="num" w:pos="720"/>
-        </w:tabs>
-        <w:ind w:left="1200" w:hanging="480"/>
+        <w:ind w:left="1440" w:hanging="480"/>
       </w:pPr>
     </w:lvl>
     <w:lvl w:ilvl="2">
@@ -4838,10 +4985,7 @@
       <w:lvlText w:val=" "/>
       <w:lvlJc w:val="left"/>
       <w:pPr>
-        <w:tabs>
-          <w:tab w:val="num" w:pos="1440"/>
-        </w:tabs>
-        <w:ind w:left="1920" w:hanging="480"/>
+        <w:ind w:left="2160" w:hanging="480"/>
       </w:pPr>
     </w:lvl>
     <w:lvl w:ilvl="3">
@@ -4849,10 +4993,7 @@
       <w:lvlText w:val=" "/>
       <w:lvlJc w:val="left"/>
       <w:pPr>
-        <w:tabs>
-          <w:tab w:val="num" w:pos="2160"/>
-        </w:tabs>
-        <w:ind w:left="2640" w:hanging="480"/>
+        <w:ind w:left="2880" w:hanging="480"/>
       </w:pPr>
     </w:lvl>
     <w:lvl w:ilvl="4">
@@ -4860,10 +5001,7 @@
       <w:lvlText w:val=" "/>
       <w:lvlJc w:val="left"/>
       <w:pPr>
-        <w:tabs>
-          <w:tab w:val="num" w:pos="2880"/>
-        </w:tabs>
-        <w:ind w:left="3360" w:hanging="480"/>
+        <w:ind w:left="3600" w:hanging="480"/>
       </w:pPr>
     </w:lvl>
     <w:lvl w:ilvl="5">
@@ -4871,10 +5009,7 @@
       <w:lvlText w:val=" "/>
       <w:lvlJc w:val="left"/>
       <w:pPr>
-        <w:tabs>
-          <w:tab w:val="num" w:pos="3600"/>
-        </w:tabs>
-        <w:ind w:left="4080" w:hanging="480"/>
+        <w:ind w:left="4320" w:hanging="480"/>
       </w:pPr>
     </w:lvl>
     <w:lvl w:ilvl="6">
@@ -4882,10 +5017,7 @@
       <w:lvlText w:val=" "/>
       <w:lvlJc w:val="left"/>
       <w:pPr>
-        <w:tabs>
-          <w:tab w:val="num" w:pos="4320"/>
-        </w:tabs>
-        <w:ind w:left="4800" w:hanging="480"/>
+        <w:ind w:left="5040" w:hanging="480"/>
       </w:pPr>
     </w:lvl>
     <w:lvl w:ilvl="7">
@@ -4893,10 +5025,7 @@
       <w:lvlText w:val=" "/>
       <w:lvlJc w:val="left"/>
       <w:pPr>
-        <w:tabs>
-          <w:tab w:val="num" w:pos="5040"/>
-        </w:tabs>
-        <w:ind w:left="5520" w:hanging="480"/>
+        <w:ind w:left="5760" w:hanging="480"/>
       </w:pPr>
     </w:lvl>
     <w:lvl w:ilvl="8">
@@ -4904,25 +5033,19 @@
       <w:lvlText w:val=" "/>
       <w:lvlJc w:val="left"/>
       <w:pPr>
-        <w:tabs>
-          <w:tab w:val="num" w:pos="5760"/>
-        </w:tabs>
-        <w:ind w:left="6240" w:hanging="480"/>
+        <w:ind w:left="6480" w:hanging="480"/>
       </w:pPr>
     </w:lvl>
   </w:abstractNum>
   <w:abstractNum w:abstractNumId="991">
-    <w:nsid w:val="ea454b4c"/>
+    <w:nsid w:val="A991"/>
     <w:multiLevelType w:val="multilevel"/>
     <w:lvl w:ilvl="0">
       <w:numFmt w:val="bullet"/>
       <w:lvlText w:val="•"/>
       <w:lvlJc w:val="left"/>
       <w:pPr>
-        <w:tabs>
-          <w:tab w:val="num" w:pos="0"/>
-        </w:tabs>
-        <w:ind w:left="480" w:hanging="480"/>
+        <w:ind w:left="720" w:hanging="480"/>
       </w:pPr>
     </w:lvl>
     <w:lvl w:ilvl="1">
@@ -4930,10 +5053,7 @@
       <w:lvlText w:val="–"/>
       <w:lvlJc w:val="left"/>
       <w:pPr>
-        <w:tabs>
-          <w:tab w:val="num" w:pos="720"/>
-        </w:tabs>
-        <w:ind w:left="1200" w:hanging="480"/>
+        <w:ind w:left="1440" w:hanging="480"/>
       </w:pPr>
     </w:lvl>
     <w:lvl w:ilvl="2">
@@ -4941,10 +5061,7 @@
       <w:lvlText w:val="•"/>
       <w:lvlJc w:val="left"/>
       <w:pPr>
-        <w:tabs>
-          <w:tab w:val="num" w:pos="1440"/>
-        </w:tabs>
-        <w:ind w:left="1920" w:hanging="480"/>
+        <w:ind w:left="2160" w:hanging="480"/>
       </w:pPr>
     </w:lvl>
     <w:lvl w:ilvl="3">
@@ -4952,10 +5069,7 @@
       <w:lvlText w:val="–"/>
       <w:lvlJc w:val="left"/>
       <w:pPr>
-        <w:tabs>
-          <w:tab w:val="num" w:pos="2160"/>
-        </w:tabs>
-        <w:ind w:left="2640" w:hanging="480"/>
+        <w:ind w:left="2880" w:hanging="480"/>
       </w:pPr>
     </w:lvl>
     <w:lvl w:ilvl="4">
@@ -4963,10 +5077,7 @@
       <w:lvlText w:val="•"/>
       <w:lvlJc w:val="left"/>
       <w:pPr>
-        <w:tabs>
-          <w:tab w:val="num" w:pos="2880"/>
-        </w:tabs>
-        <w:ind w:left="3360" w:hanging="480"/>
+        <w:ind w:left="3600" w:hanging="480"/>
       </w:pPr>
     </w:lvl>
     <w:lvl w:ilvl="5">
@@ -4974,10 +5085,7 @@
       <w:lvlText w:val="–"/>
       <w:lvlJc w:val="left"/>
       <w:pPr>
-        <w:tabs>
-          <w:tab w:val="num" w:pos="3600"/>
-        </w:tabs>
-        <w:ind w:left="4080" w:hanging="480"/>
+        <w:ind w:left="4320" w:hanging="480"/>
       </w:pPr>
     </w:lvl>
     <w:lvl w:ilvl="6">
@@ -4985,10 +5093,7 @@
       <w:lvlText w:val="•"/>
       <w:lvlJc w:val="left"/>
       <w:pPr>
-        <w:tabs>
-          <w:tab w:val="num" w:pos="4320"/>
-        </w:tabs>
-        <w:ind w:left="4800" w:hanging="480"/>
+        <w:ind w:left="5040" w:hanging="480"/>
       </w:pPr>
     </w:lvl>
     <w:lvl w:ilvl="7">
@@ -4996,10 +5101,7 @@
       <w:lvlText w:val="–"/>
       <w:lvlJc w:val="left"/>
       <w:pPr>
-        <w:tabs>
-          <w:tab w:val="num" w:pos="5040"/>
-        </w:tabs>
-        <w:ind w:left="5520" w:hanging="480"/>
+        <w:ind w:left="5760" w:hanging="480"/>
       </w:pPr>
     </w:lvl>
     <w:lvl w:ilvl="8">
@@ -5007,10 +5109,7 @@
       <w:lvlText w:val="•"/>
       <w:lvlJc w:val="left"/>
       <w:pPr>
-        <w:tabs>
-          <w:tab w:val="num" w:pos="5760"/>
-        </w:tabs>
-        <w:ind w:left="6240" w:hanging="480"/>
+        <w:ind w:left="6480" w:hanging="480"/>
       </w:pPr>
     </w:lvl>
   </w:abstractNum>
@@ -5034,10 +5133,10 @@
   <w:docDefaults>
     <w:rPrDefault>
       <w:rPr>
-        <w:rFonts w:asciiTheme="minorHAnsi" w:eastAsiaTheme="minorHAnsi" w:hAnsiTheme="minorHAnsi" w:cstheme="minorBidi"/>
+        <w:rFonts w:asciiTheme="minorHAnsi" w:cstheme="minorBidi" w:eastAsiaTheme="minorHAnsi" w:hAnsiTheme="minorHAnsi"/>
         <w:sz w:val="24"/>
         <w:szCs w:val="24"/>
-        <w:lang w:val="en-US" w:eastAsia="en-US" w:bidi="ar-SA"/>
+        <w:lang w:bidi="ar-SA" w:eastAsia="en-US" w:val="en-US"/>
       </w:rPr>
     </w:rPrDefault>
     <w:pPrDefault>
@@ -5046,35 +5145,35 @@
       </w:pPr>
     </w:pPrDefault>
   </w:docDefaults>
-  <w:latentStyles w:defLockedState="0" w:defUIPriority="0" w:defSemiHidden="0" w:defUnhideWhenUsed="0" w:defQFormat="0" w:count="276"/>
-  <w:style w:type="paragraph" w:default="1" w:styleId="Normal">
+  <w:latentStyles w:count="276" w:defLockedState="0" w:defQFormat="0" w:defSemiHidden="0" w:defUIPriority="0" w:defUnhideWhenUsed="0"/>
+  <w:style w:default="1" w:styleId="Normal" w:type="paragraph">
     <w:name w:val="Normal"/>
     <w:qFormat/>
   </w:style>
-  <w:style w:type="paragraph" w:styleId="BodyText">
+  <w:style w:styleId="BodyText" w:type="paragraph">
     <w:name w:val="Body Text"/>
     <w:basedOn w:val="Normal"/>
     <w:link w:val="BodyTextChar"/>
     <w:pPr>
-      <w:spacing w:before="180" w:after="180"/>
+      <w:spacing w:after="180" w:before="180"/>
     </w:pPr>
     <w:qFormat/>
   </w:style>
-  <w:style w:type="paragraph" w:customStyle="1" w:styleId="FirstParagraph">
+  <w:style w:customStyle="1" w:styleId="FirstParagraph" w:type="paragraph">
     <w:name w:val="First Paragraph"/>
     <w:basedOn w:val="BodyText"/>
     <w:next w:val="BodyText"/>
     <w:qFormat/>
   </w:style>
-  <w:style w:type="paragraph" w:customStyle="1" w:styleId="Compact">
+  <w:style w:customStyle="1" w:styleId="Compact" w:type="paragraph">
     <w:name w:val="Compact"/>
     <w:basedOn w:val="BodyText"/>
     <w:qFormat/>
     <w:pPr>
-      <w:spacing w:before="36" w:after="36"/>
+      <w:spacing w:after="36" w:before="36"/>
     </w:pPr>
   </w:style>
-  <w:style w:type="paragraph" w:styleId="Title">
+  <w:style w:styleId="Title" w:type="paragraph">
     <w:name w:val="Title"/>
     <w:basedOn w:val="Normal"/>
     <w:next w:val="BodyText"/>
@@ -5082,19 +5181,19 @@
     <w:pPr>
       <w:keepNext/>
       <w:keepLines/>
-      <w:spacing w:before="480" w:after="240"/>
+      <w:spacing w:after="240" w:before="480"/>
       <w:jc w:val="center"/>
     </w:pPr>
     <w:rPr>
-      <w:rFonts w:asciiTheme="majorHAnsi" w:eastAsiaTheme="majorEastAsia" w:hAnsiTheme="majorHAnsi" w:cstheme="majorBidi"/>
+      <w:rFonts w:asciiTheme="majorHAnsi" w:cstheme="majorBidi" w:eastAsiaTheme="majorEastAsia" w:hAnsiTheme="majorHAnsi"/>
       <w:b/>
       <w:bCs/>
-      <w:color w:val="345A8A" w:themeColor="accent1" w:themeShade="B5"/>
+      <w:color w:themeColor="accent1" w:themeShade="B5" w:val="345A8A"/>
       <w:sz w:val="36"/>
       <w:szCs w:val="36"/>
     </w:rPr>
   </w:style>
-  <w:style w:type="paragraph" w:styleId="Subtitle">
+  <w:style w:styleId="Subtitle" w:type="paragraph">
     <w:name w:val="Subtitle"/>
     <w:basedOn w:val="Title"/>
     <w:next w:val="BodyText"/>
@@ -5102,7 +5201,7 @@
     <w:pPr>
       <w:keepNext/>
       <w:keepLines/>
-      <w:spacing w:before="240" w:after="240"/>
+      <w:spacing w:after="240" w:before="240"/>
       <w:jc w:val="center"/>
     </w:pPr>
     <w:rPr>
@@ -5110,7 +5209,7 @@
       <w:szCs w:val="30"/>
     </w:rPr>
   </w:style>
-  <w:style w:type="paragraph" w:customStyle="1" w:styleId="Author">
+  <w:style w:customStyle="1" w:styleId="Author" w:type="paragraph">
     <w:name w:val="Author"/>
     <w:next w:val="BodyText"/>
     <w:qFormat/>
@@ -5120,7 +5219,7 @@
       <w:jc w:val="center"/>
     </w:pPr>
   </w:style>
-  <w:style w:type="paragraph" w:styleId="Date">
+  <w:style w:styleId="Date" w:type="paragraph">
     <w:name w:val="Date"/>
     <w:next w:val="BodyText"/>
     <w:qFormat/>
@@ -5130,7 +5229,26 @@
       <w:jc w:val="center"/>
     </w:pPr>
   </w:style>
-  <w:style w:type="paragraph" w:customStyle="1" w:styleId="Abstract">
+  <w:style w:customStyle="1" w:styleId="AbstractTitle" w:type="paragraph">
+    <w:name w:val="Abstract Title"/>
+    <w:basedOn w:val="Normal"/>
+    <w:next w:val="Abstract"/>
+    <w:qFormat/>
+    <w:pPr>
+      <w:keepNext/>
+      <w:keepLines/>
+      <w:jc w:val="center"/>
+      <w:spacing w:after="0" w:before="300"/>
+    </w:pPr>
+    <w:rPr>
+      <w:sz w:val="20"/>
+      <w:szCs w:val="20"/>
+      <w:b/>
+      <w:color w:val="345A8A"/>
+      &gt;
+    </w:rPr>
+  </w:style>
+  <w:style w:customStyle="1" w:styleId="Abstract" w:type="paragraph">
     <w:name w:val="Abstract"/>
     <w:basedOn w:val="Normal"/>
     <w:next w:val="BodyText"/>
@@ -5138,14 +5256,14 @@
     <w:pPr>
       <w:keepNext/>
       <w:keepLines/>
-      <w:spacing w:before="300" w:after="300"/>
+      <w:spacing w:after="300" w:before="100"/>
     </w:pPr>
     <w:rPr>
       <w:sz w:val="20"/>
       <w:szCs w:val="20"/>
     </w:rPr>
   </w:style>
-  <w:style w:type="paragraph" w:styleId="Bibliography">
+  <w:style w:styleId="Bibliography" w:type="paragraph">
     <w:name w:val="Bibliography"/>
     <w:basedOn w:val="Normal"/>
     <w:next w:val="Bibliography"/>
@@ -5153,7 +5271,7 @@
     <w:pPr/>
     <w:rPr/>
   </w:style>
-  <w:style w:type="paragraph" w:styleId="Heading1">
+  <w:style w:styleId="Heading1" w:type="paragraph">
     <w:name w:val="Heading 1"/>
     <w:basedOn w:val="Normal"/>
     <w:next w:val="BodyText"/>
@@ -5162,19 +5280,19 @@
     <w:pPr>
       <w:keepNext/>
       <w:keepLines/>
-      <w:spacing w:before="480" w:after="0"/>
+      <w:spacing w:after="0" w:before="480"/>
       <w:outlineLvl w:val="0"/>
     </w:pPr>
     <w:rPr>
-      <w:rFonts w:asciiTheme="majorHAnsi" w:eastAsiaTheme="majorEastAsia" w:hAnsiTheme="majorHAnsi" w:cstheme="majorBidi"/>
+      <w:rFonts w:asciiTheme="majorHAnsi" w:cstheme="majorBidi" w:eastAsiaTheme="majorEastAsia" w:hAnsiTheme="majorHAnsi"/>
       <w:b/>
       <w:bCs/>
-      <w:color w:val="4F81BD" w:themeColor="accent1"/>
+      <w:color w:themeColor="accent1" w:val="4F81BD"/>
       <w:sz w:val="32"/>
       <w:szCs w:val="32"/>
     </w:rPr>
   </w:style>
-  <w:style w:type="paragraph" w:styleId="Heading2">
+  <w:style w:styleId="Heading2" w:type="paragraph">
     <w:name w:val="Heading 2"/>
     <w:basedOn w:val="Normal"/>
     <w:next w:val="BodyText"/>
@@ -5184,19 +5302,19 @@
     <w:pPr>
       <w:keepNext/>
       <w:keepLines/>
-      <w:spacing w:before="200" w:after="0"/>
+      <w:spacing w:after="0" w:before="200"/>
       <w:outlineLvl w:val="1"/>
     </w:pPr>
     <w:rPr>
-      <w:rFonts w:asciiTheme="majorHAnsi" w:eastAsiaTheme="majorEastAsia" w:hAnsiTheme="majorHAnsi" w:cstheme="majorBidi"/>
+      <w:rFonts w:asciiTheme="majorHAnsi" w:cstheme="majorBidi" w:eastAsiaTheme="majorEastAsia" w:hAnsiTheme="majorHAnsi"/>
       <w:b/>
       <w:bCs/>
-      <w:color w:val="4F81BD" w:themeColor="accent1"/>
+      <w:color w:themeColor="accent1" w:val="4F81BD"/>
       <w:sz w:val="28"/>
       <w:szCs w:val="28"/>
     </w:rPr>
   </w:style>
-  <w:style w:type="paragraph" w:styleId="Heading3">
+  <w:style w:styleId="Heading3" w:type="paragraph">
     <w:name w:val="Heading 3"/>
     <w:basedOn w:val="Normal"/>
     <w:next w:val="BodyText"/>
@@ -5206,19 +5324,19 @@
     <w:pPr>
       <w:keepNext/>
       <w:keepLines/>
-      <w:spacing w:before="200" w:after="0"/>
+      <w:spacing w:after="0" w:before="200"/>
       <w:outlineLvl w:val="2"/>
     </w:pPr>
     <w:rPr>
-      <w:rFonts w:asciiTheme="majorHAnsi" w:eastAsiaTheme="majorEastAsia" w:hAnsiTheme="majorHAnsi" w:cstheme="majorBidi"/>
+      <w:rFonts w:asciiTheme="majorHAnsi" w:cstheme="majorBidi" w:eastAsiaTheme="majorEastAsia" w:hAnsiTheme="majorHAnsi"/>
       <w:b/>
       <w:bCs/>
-      <w:color w:val="4F81BD" w:themeColor="accent1"/>
+      <w:color w:themeColor="accent1" w:val="4F81BD"/>
       <w:sz w:val="24"/>
       <w:szCs w:val="24"/>
     </w:rPr>
   </w:style>
-  <w:style w:type="paragraph" w:styleId="Heading4">
+  <w:style w:styleId="Heading4" w:type="paragraph">
     <w:name w:val="Heading 4"/>
     <w:basedOn w:val="Normal"/>
     <w:next w:val="BodyText"/>
@@ -5228,19 +5346,19 @@
     <w:pPr>
       <w:keepNext/>
       <w:keepLines/>
-      <w:spacing w:before="200" w:after="0"/>
+      <w:spacing w:after="0" w:before="200"/>
       <w:outlineLvl w:val="3"/>
     </w:pPr>
     <w:rPr>
-      <w:rFonts w:asciiTheme="majorHAnsi" w:eastAsiaTheme="majorEastAsia" w:hAnsiTheme="majorHAnsi" w:cstheme="majorBidi"/>
+      <w:rFonts w:asciiTheme="majorHAnsi" w:cstheme="majorBidi" w:eastAsiaTheme="majorEastAsia" w:hAnsiTheme="majorHAnsi"/>
       <w:i/>
       <w:bCs/>
-      <w:color w:val="4F81BD" w:themeColor="accent1"/>
+      <w:color w:themeColor="accent1" w:val="4F81BD"/>
       <w:sz w:val="24"/>
       <w:szCs w:val="24"/>
     </w:rPr>
   </w:style>
-  <w:style w:type="paragraph" w:styleId="Heading5">
+  <w:style w:styleId="Heading5" w:type="paragraph">
     <w:name w:val="Heading 5"/>
     <w:basedOn w:val="Normal"/>
     <w:next w:val="BodyText"/>
@@ -5250,18 +5368,18 @@
     <w:pPr>
       <w:keepNext/>
       <w:keepLines/>
-      <w:spacing w:before="200" w:after="0"/>
+      <w:spacing w:after="0" w:before="200"/>
       <w:outlineLvl w:val="4"/>
     </w:pPr>
     <w:rPr>
-      <w:rFonts w:asciiTheme="majorHAnsi" w:eastAsiaTheme="majorEastAsia" w:hAnsiTheme="majorHAnsi" w:cstheme="majorBidi"/>
+      <w:rFonts w:asciiTheme="majorHAnsi" w:cstheme="majorBidi" w:eastAsiaTheme="majorEastAsia" w:hAnsiTheme="majorHAnsi"/>
       <w:iCs/>
-      <w:color w:val="4F81BD" w:themeColor="accent1"/>
+      <w:color w:themeColor="accent1" w:val="4F81BD"/>
       <w:sz w:val="24"/>
       <w:szCs w:val="24"/>
     </w:rPr>
   </w:style>
-  <w:style w:type="paragraph" w:styleId="Heading6">
+  <w:style w:styleId="Heading6" w:type="paragraph">
     <w:name w:val="Heading 6"/>
     <w:basedOn w:val="Normal"/>
     <w:next w:val="BodyText"/>
@@ -5271,17 +5389,17 @@
     <w:pPr>
       <w:keepNext/>
       <w:keepLines/>
-      <w:spacing w:before="200" w:after="0"/>
+      <w:spacing w:after="0" w:before="200"/>
       <w:outlineLvl w:val="5"/>
     </w:pPr>
     <w:rPr>
-      <w:rFonts w:asciiTheme="majorHAnsi" w:eastAsiaTheme="majorEastAsia" w:hAnsiTheme="majorHAnsi" w:cstheme="majorBidi"/>
-      <w:color w:val="4F81BD" w:themeColor="accent1"/>
+      <w:rFonts w:asciiTheme="majorHAnsi" w:cstheme="majorBidi" w:eastAsiaTheme="majorEastAsia" w:hAnsiTheme="majorHAnsi"/>
+      <w:color w:themeColor="accent1" w:val="4F81BD"/>
       <w:sz w:val="24"/>
       <w:szCs w:val="24"/>
     </w:rPr>
   </w:style>
-  <w:style w:type="paragraph" w:styleId="Heading7">
+  <w:style w:styleId="Heading7" w:type="paragraph">
     <w:name w:val="Heading 7"/>
     <w:basedOn w:val="Normal"/>
     <w:next w:val="BodyText"/>
@@ -5291,17 +5409,17 @@
     <w:pPr>
       <w:keepNext/>
       <w:keepLines/>
-      <w:spacing w:before="200" w:after="0"/>
+      <w:spacing w:after="0" w:before="200"/>
       <w:outlineLvl w:val="6"/>
     </w:pPr>
     <w:rPr>
-      <w:rFonts w:asciiTheme="majorHAnsi" w:eastAsiaTheme="majorEastAsia" w:hAnsiTheme="majorHAnsi" w:cstheme="majorBidi"/>
-      <w:color w:val="4F81BD" w:themeColor="accent1"/>
+      <w:rFonts w:asciiTheme="majorHAnsi" w:cstheme="majorBidi" w:eastAsiaTheme="majorEastAsia" w:hAnsiTheme="majorHAnsi"/>
+      <w:color w:themeColor="accent1" w:val="4F81BD"/>
       <w:sz w:val="24"/>
       <w:szCs w:val="24"/>
     </w:rPr>
   </w:style>
-  <w:style w:type="paragraph" w:styleId="Heading8">
+  <w:style w:styleId="Heading8" w:type="paragraph">
     <w:name w:val="Heading 8"/>
     <w:basedOn w:val="Normal"/>
     <w:next w:val="BodyText"/>
@@ -5311,17 +5429,17 @@
     <w:pPr>
       <w:keepNext/>
       <w:keepLines/>
-      <w:spacing w:before="200" w:after="0"/>
+      <w:spacing w:after="0" w:before="200"/>
       <w:outlineLvl w:val="7"/>
     </w:pPr>
     <w:rPr>
-      <w:rFonts w:asciiTheme="majorHAnsi" w:eastAsiaTheme="majorEastAsia" w:hAnsiTheme="majorHAnsi" w:cstheme="majorBidi"/>
-      <w:color w:val="4F81BD" w:themeColor="accent1"/>
+      <w:rFonts w:asciiTheme="majorHAnsi" w:cstheme="majorBidi" w:eastAsiaTheme="majorEastAsia" w:hAnsiTheme="majorHAnsi"/>
+      <w:color w:themeColor="accent1" w:val="4F81BD"/>
       <w:sz w:val="24"/>
       <w:szCs w:val="24"/>
     </w:rPr>
   </w:style>
-  <w:style w:type="paragraph" w:styleId="Heading9">
+  <w:style w:styleId="Heading9" w:type="paragraph">
     <w:name w:val="Heading 9"/>
     <w:basedOn w:val="Normal"/>
     <w:next w:val="BodyText"/>
@@ -5331,17 +5449,17 @@
     <w:pPr>
       <w:keepNext/>
       <w:keepLines/>
-      <w:spacing w:before="200" w:after="0"/>
+      <w:spacing w:after="0" w:before="200"/>
       <w:outlineLvl w:val="8"/>
     </w:pPr>
     <w:rPr>
-      <w:rFonts w:asciiTheme="majorHAnsi" w:eastAsiaTheme="majorEastAsia" w:hAnsiTheme="majorHAnsi" w:cstheme="majorBidi"/>
-      <w:color w:val="4F81BD" w:themeColor="accent1"/>
+      <w:rFonts w:asciiTheme="majorHAnsi" w:cstheme="majorBidi" w:eastAsiaTheme="majorEastAsia" w:hAnsiTheme="majorHAnsi"/>
+      <w:color w:themeColor="accent1" w:val="4F81BD"/>
       <w:sz w:val="24"/>
       <w:szCs w:val="24"/>
     </w:rPr>
   </w:style>
-  <w:style w:type="paragraph" w:styleId="BlockText">
+  <w:style w:styleId="BlockText" w:type="paragraph">
     <w:name w:val="Block Text"/>
     <w:basedOn w:val="BodyText"/>
     <w:next w:val="BodyText"/>
@@ -5349,11 +5467,11 @@
     <w:unhideWhenUsed/>
     <w:qFormat/>
     <w:pPr>
-      <w:spacing w:before="100" w:after="100"/>
+      <w:spacing w:after="100" w:before="100"/>
       <w:ind w:firstLine="0" w:left="480" w:right="480"/>
     </w:pPr>
   </w:style>
-  <w:style w:type="paragraph" w:styleId="FootnoteText">
+  <w:style w:styleId="FootnoteText" w:type="paragraph">
     <w:name w:val="Footnote Text"/>
     <w:basedOn w:val="Normal"/>
     <w:next w:val="FootnoteText"/>
@@ -5361,28 +5479,43 @@
     <w:unhideWhenUsed/>
     <w:qFormat/>
   </w:style>
-  <w:style w:type="character" w:default="1" w:styleId="DefaultParagraphFont">
+  <w:style w:default="1" w:styleId="DefaultParagraphFont" w:type="character">
     <w:name w:val="Default Paragraph Font"/>
     <w:semiHidden/>
     <w:unhideWhenUsed/>
   </w:style>
-  <w:style w:type="table" w:default="1" w:styleId="Table">
+  <w:style w:default="1" w:styleId="Table" w:type="table">
     <w:name w:val="Table"/>
     <w:basedOn w:val="TableNormal"/>
     <w:semiHidden/>
     <w:unhideWhenUsed/>
     <w:qFormat/>
     <w:tblPr>
-      <w:tblInd w:w="0" w:type="dxa"/>
+      <w:tblInd w:type="dxa" w:w="0"/>
       <w:tblCellMar>
-        <w:top w:w="0" w:type="dxa"/>
-        <w:left w:w="108" w:type="dxa"/>
-        <w:bottom w:w="0" w:type="dxa"/>
-        <w:right w:w="108" w:type="dxa"/>
+        <w:top w:type="dxa" w:w="0"/>
+        <w:left w:type="dxa" w:w="108"/>
+        <w:bottom w:type="dxa" w:w="0"/>
+        <w:right w:type="dxa" w:w="108"/>
       </w:tblCellMar>
     </w:tblPr>
-  </w:style>
-  <w:style w:type="paragraph" w:customStyle="1" w:styleId="DefinitionTerm">
+    <w:tblStylePr w:type="firstRow">
+      <w:tblPr>
+        <w:jc w:val="left"/>
+        <w:tblInd w:type="dxa" w:w="0"/>
+      </w:tblPr>
+      <w:trPr>
+        <w:jc w:val="left"/>
+      </w:trPr>
+      <w:tcPr>
+        <w:vAlign w:val="bottom"/>
+        <w:tcBorders>
+          <w:bottom w:val="single"/>
+        </w:tcBorders>
+      </w:tcPr>
+    </w:tblStylePr>
+  </w:style>
+  <w:style w:customStyle="1" w:styleId="DefinitionTerm" w:type="paragraph">
     <w:name w:val="Definition Term"/>
     <w:basedOn w:val="Normal"/>
     <w:next w:val="Definition"/>
@@ -5395,49 +5528,49 @@
       <w:b/>
     </w:rPr>
   </w:style>
-  <w:style w:type="paragraph" w:customStyle="1" w:styleId="Definition">
+  <w:style w:customStyle="1" w:styleId="Definition" w:type="paragraph">
     <w:name w:val="Definition"/>
     <w:basedOn w:val="Normal"/>
   </w:style>
-  <w:style w:type="paragraph" w:styleId="Caption">
+  <w:style w:styleId="Caption" w:type="paragraph">
     <w:name w:val="Caption"/>
     <w:basedOn w:val="Normal"/>
     <w:link w:val="BodyTextChar"/>
     <w:pPr>
-      <w:spacing w:before="0" w:after="120"/>
+      <w:spacing w:after="120" w:before="0"/>
     </w:pPr>
     <w:rPr>
       <w:i/>
     </w:rPr>
   </w:style>
-  <w:style w:type="paragraph" w:customStyle="1" w:styleId="TableCaption">
+  <w:style w:customStyle="1" w:styleId="TableCaption" w:type="paragraph">
     <w:name w:val="Table Caption"/>
     <w:basedOn w:val="Caption"/>
     <w:pPr>
       <w:keepNext/>
     </w:pPr>
   </w:style>
-  <w:style w:type="paragraph" w:customStyle="1" w:styleId="ImageCaption">
+  <w:style w:customStyle="1" w:styleId="ImageCaption" w:type="paragraph">
     <w:name w:val="Image Caption"/>
     <w:basedOn w:val="Caption"/>
   </w:style>
-  <w:style w:type="paragraph" w:customStyle="1" w:styleId="Figure">
+  <w:style w:customStyle="1" w:styleId="Figure" w:type="paragraph">
     <w:name w:val="Figure"/>
     <w:basedOn w:val="Normal"/>
   </w:style>
-  <w:style w:type="paragraph" w:customStyle="1" w:styleId="CaptionedFigure">
+  <w:style w:customStyle="1" w:styleId="CaptionedFigure" w:type="paragraph">
     <w:name w:val="Captioned Figure"/>
     <w:basedOn w:val="Figure"/>
     <w:pPr>
       <w:keepNext/>
     </w:pPr>
   </w:style>
-  <w:style w:type="character" w:customStyle="1" w:styleId="BodyTextChar">
+  <w:style w:customStyle="1" w:styleId="BodyTextChar" w:type="character">
     <w:name w:val="Body Text Char"/>
     <w:basedOn w:val="DefaultParagraphFont"/>
     <w:link w:val="BodyText"/>
   </w:style>
-  <w:style w:type="character" w:customStyle="1" w:styleId="VerbatimChar">
+  <w:style w:customStyle="1" w:styleId="VerbatimChar" w:type="character">
     <w:name w:val="Verbatim Char"/>
     <w:basedOn w:val="BodyTextChar"/>
     <w:rPr>
@@ -5445,21 +5578,25 @@
       <w:sz w:val="22"/>
     </w:rPr>
   </w:style>
-  <w:style w:type="character" w:styleId="FootnoteReference">
+  <w:style w:customStyle="1" w:styleId="SectionNumber" w:type="character">
+    <w:name w:val="Section Number"/>
+    <w:basedOn w:val="BodyTextChar"/>
+  </w:style>
+  <w:style w:styleId="FootnoteReference" w:type="character">
     <w:name w:val="Footnote Reference"/>
     <w:basedOn w:val="BodyTextChar"/>
     <w:rPr>
       <w:vertAlign w:val="superscript"/>
     </w:rPr>
   </w:style>
-  <w:style w:type="character" w:styleId="Hyperlink">
+  <w:style w:styleId="Hyperlink" w:type="character">
     <w:name w:val="Hyperlink"/>
     <w:basedOn w:val="BodyTextChar"/>
     <w:rPr>
-      <w:color w:val="4F81BD" w:themeColor="accent1"/>
+      <w:color w:themeColor="accent1" w:val="4F81BD"/>
     </w:rPr>
   </w:style>
-  <w:style w:type="paragraph" w:styleId="TOCHeading">
+  <w:style w:styleId="TOCHeading" w:type="paragraph">
     <w:name w:val="TOC Heading"/>
     <w:basedOn w:val="Heading1"/>
     <w:next w:val="BodyText"/>
@@ -5471,10 +5608,10 @@
       <w:outlineLvl w:val="9"/>
     </w:pPr>
     <w:rPr>
-      <w:rFonts w:asciiTheme="majorHAnsi" w:eastAsiaTheme="majorEastAsia" w:hAnsiTheme="majorHAnsi" w:cstheme="majorBidi"/>
+      <w:rFonts w:asciiTheme="majorHAnsi" w:cstheme="majorBidi" w:eastAsiaTheme="majorEastAsia" w:hAnsiTheme="majorHAnsi"/>
       <w:b w:val="0"/>
       <w:bCs w:val="0"/>
-      <w:color w:val="365F91" w:themeColor="accent1" w:themeShade="BF"/>
+      <w:color w:themeColor="accent1" w:themeShade="BF" w:val="365F91"/>
     </w:rPr>
   </w:style>
   <w:style w:type="paragraph" w:customStyle="1" w:styleId="SourceCode">
@@ -5566,7 +5703,10 @@
   <w:style w:type="character" w:customStyle="1" w:styleId="ImportTok">
     <w:name w:val="ImportTok"/>
     <w:basedOn w:val="VerbatimChar"/>
-    <w:rPr/>
+    <w:rPr>
+      <w:color w:val="008000"/>
+      <w:b/>
+    </w:rPr>
   </w:style>
   <w:style w:type="character" w:customStyle="1" w:styleId="CommentTok">
     <w:name w:val="CommentTok"/>
@@ -5641,7 +5781,9 @@
   <w:style w:type="character" w:customStyle="1" w:styleId="BuiltInTok">
     <w:name w:val="BuiltInTok"/>
     <w:basedOn w:val="VerbatimChar"/>
-    <w:rPr/>
+    <w:rPr>
+      <w:color w:val="008000"/>
+    </w:rPr>
   </w:style>
   <w:style w:type="character" w:customStyle="1" w:styleId="ExtensionTok">
     <w:name w:val="ExtensionTok"/>
